--- a/Casos de Uso/CU-14-Reporteria.docx
+++ b/Casos de Uso/CU-14-Reporteria.docx
@@ -1,10 +1,10 @@
 
 <file path=word/document.xml><?xml version="1.0" encoding="utf-8"?>
-<w:document xmlns:wpc="http://schemas.microsoft.com/office/word/2010/wordprocessingCanvas" xmlns:cx="http://schemas.microsoft.com/office/drawing/2014/chartex" xmlns:cx1="http://schemas.microsoft.com/office/drawing/2015/9/8/chartex" xmlns:cx2="http://schemas.microsoft.com/office/drawing/2015/10/21/chartex" xmlns:cx3="http://schemas.microsoft.com/office/drawing/2016/5/9/chartex" xmlns:cx4="http://schemas.microsoft.com/office/drawing/2016/5/10/chartex" xmlns:cx5="http://schemas.microsoft.com/office/drawing/2016/5/11/chartex" xmlns:cx6="http://schemas.microsoft.com/office/drawing/2016/5/12/chartex" xmlns:cx7="http://schemas.microsoft.com/office/drawing/2016/5/13/chartex" xmlns:cx8="http://schemas.microsoft.com/office/drawing/2016/5/14/chartex" xmlns:mc="http://schemas.openxmlformats.org/markup-compatibility/2006" xmlns:aink="http://schemas.microsoft.com/office/drawing/2016/ink" xmlns:am3d="http://schemas.microsoft.com/office/drawing/2017/model3d" xmlns:o="urn:schemas-microsoft-com:office:office" xmlns:oel="http://schemas.microsoft.com/office/2019/extlst" xmlns:r="http://schemas.openxmlformats.org/officeDocument/2006/relationships" xmlns:m="http://schemas.openxmlformats.org/officeDocument/2006/math" xmlns:v="urn:schemas-microsoft-com:vml" xmlns:wp14="http://schemas.microsoft.com/office/word/2010/wordprocessingDrawing" xmlns:wp="http://schemas.openxmlformats.org/drawingml/2006/wordprocessingDrawing" xmlns:w10="urn:schemas-microsoft-com:office:word" xmlns:w="http://schemas.openxmlformats.org/wordprocessingml/2006/main" xmlns:w14="http://schemas.microsoft.com/office/word/2010/wordml" xmlns:w15="http://schemas.microsoft.com/office/word/2012/wordml" xmlns:w16cex="http://schemas.microsoft.com/office/word/2018/wordml/cex" xmlns:w16cid="http://schemas.microsoft.com/office/word/2016/wordml/cid" xmlns:w16="http://schemas.microsoft.com/office/word/2018/wordml" xmlns:w16du="http://schemas.microsoft.com/office/word/2023/wordml/word16du" xmlns:w16sdtdh="http://schemas.microsoft.com/office/word/2020/wordml/sdtdatahash" xmlns:w16sdtfl="http://schemas.microsoft.com/office/word/2024/wordml/sdtformatlock" xmlns:w16se="http://schemas.microsoft.com/office/word/2015/wordml/symex" xmlns:wpg="http://schemas.microsoft.com/office/word/2010/wordprocessingGroup" xmlns:wpi="http://schemas.microsoft.com/office/word/2010/wordprocessingInk" xmlns:wne="http://schemas.microsoft.com/office/word/2006/wordml" xmlns:wps="http://schemas.microsoft.com/office/word/2010/wordprocessingShape" mc:Ignorable="w14 w15 w16se w16cid w16 w16cex w16sdtdh w16sdtfl w16du wp14">
+<w:document xmlns:wpc="http://schemas.microsoft.com/office/word/2010/wordprocessingCanvas" xmlns:cx="http://schemas.microsoft.com/office/drawing/2014/chartex" xmlns:cx1="http://schemas.microsoft.com/office/drawing/2015/9/8/chartex" xmlns:cx2="http://schemas.microsoft.com/office/drawing/2015/10/21/chartex" xmlns:cx3="http://schemas.microsoft.com/office/drawing/2016/5/9/chartex" xmlns:cx4="http://schemas.microsoft.com/office/drawing/2016/5/10/chartex" xmlns:cx5="http://schemas.microsoft.com/office/drawing/2016/5/11/chartex" xmlns:cx6="http://schemas.microsoft.com/office/drawing/2016/5/12/chartex" xmlns:cx7="http://schemas.microsoft.com/office/drawing/2016/5/13/chartex" xmlns:cx8="http://schemas.microsoft.com/office/drawing/2016/5/14/chartex" xmlns:mc="http://schemas.openxmlformats.org/markup-compatibility/2006" xmlns:aink="http://schemas.microsoft.com/office/drawing/2016/ink" xmlns:am3d="http://schemas.microsoft.com/office/drawing/2017/model3d" xmlns:o="urn:schemas-microsoft-com:office:office" xmlns:r="http://schemas.openxmlformats.org/officeDocument/2006/relationships" xmlns:m="http://schemas.openxmlformats.org/officeDocument/2006/math" xmlns:v="urn:schemas-microsoft-com:vml" xmlns:wp14="http://schemas.microsoft.com/office/word/2010/wordprocessingDrawing" xmlns:wp="http://schemas.openxmlformats.org/drawingml/2006/wordprocessingDrawing" xmlns:w10="urn:schemas-microsoft-com:office:word" xmlns:w="http://schemas.openxmlformats.org/wordprocessingml/2006/main" xmlns:w14="http://schemas.microsoft.com/office/word/2010/wordml" xmlns:w15="http://schemas.microsoft.com/office/word/2012/wordml" xmlns:w16cex="http://schemas.microsoft.com/office/word/2018/wordml/cex" xmlns:w16cid="http://schemas.microsoft.com/office/word/2016/wordml/cid" xmlns:w16="http://schemas.microsoft.com/office/word/2018/wordml" xmlns:w16sdtdh="http://schemas.microsoft.com/office/word/2020/wordml/sdtdatahash" xmlns:w16se="http://schemas.microsoft.com/office/word/2015/wordml/symex" xmlns:wpg="http://schemas.microsoft.com/office/word/2010/wordprocessingGroup" xmlns:wpi="http://schemas.microsoft.com/office/word/2010/wordprocessingInk" xmlns:wne="http://schemas.microsoft.com/office/word/2006/wordml" xmlns:wps="http://schemas.microsoft.com/office/word/2010/wordprocessingShape" mc:Ignorable="w14 w15 w16se w16cid w16 w16cex w16sdtdh wp14">
   <w:body>
     <w:p>
       <w:pPr>
-        <w:pStyle w:val="Ttulo"/>
+        <w:pStyle w:val="Title"/>
         <w:spacing w:before="0" w:after="0"/>
         <w:rPr>
           <w:lang w:val="es-ES"/>
@@ -19,7 +19,7 @@
     </w:p>
     <w:p>
       <w:pPr>
-        <w:pStyle w:val="Ttulo"/>
+        <w:pStyle w:val="Title"/>
         <w:spacing w:before="0" w:after="0"/>
         <w:rPr>
           <w:lang w:val="es-ES"/>
@@ -47,7 +47,7 @@
           <w:szCs w:val="36"/>
           <w:lang w:val="es-ES"/>
         </w:rPr>
-        <w:t xml:space="preserve">CU-14-Reportería</w:t>
+        <w:t>CU-14-Reportería</w:t>
       </w:r>
     </w:p>
     <w:p>
@@ -354,7 +354,7 @@
                 <w:noProof/>
                 <w:lang w:val="es-GT"/>
               </w:rPr>
-              <w:t xml:space="preserve">grupo 1 Análisis de Sistemas 2</w:t>
+              <w:t>grupo 1 Análisis de Sistemas 2</w:t>
             </w:r>
           </w:p>
         </w:tc>
@@ -379,7 +379,7 @@
                 <w:noProof/>
                 <w:lang w:val="es-GT"/>
               </w:rPr>
-              <w:t xml:space="preserve">06/10/2026</w:t>
+              <w:t>06/10/2026</w:t>
             </w:r>
           </w:p>
         </w:tc>
@@ -404,7 +404,7 @@
                 <w:noProof/>
                 <w:lang w:val="es-GT"/>
               </w:rPr>
-              <w:t xml:space="preserve">Creación del documento</w:t>
+              <w:t>Creación del documento</w:t>
             </w:r>
           </w:p>
         </w:tc>
@@ -430,7 +430,7 @@
                 <w:noProof/>
                 <w:lang w:val="es-GT"/>
               </w:rPr>
-              <w:t xml:space="preserve">1.0</w:t>
+              <w:t>1.0</w:t>
             </w:r>
           </w:p>
         </w:tc>
@@ -857,7 +857,7 @@
     </w:p>
     <w:p>
       <w:pPr>
-        <w:pStyle w:val="Ttulo1"/>
+        <w:pStyle w:val="Heading1"/>
         <w:numPr>
           <w:ilvl w:val="0"/>
           <w:numId w:val="17"/>
@@ -887,7 +887,7 @@
     </w:p>
     <w:p>
       <w:pPr>
-        <w:pStyle w:val="Ttulo2"/>
+        <w:pStyle w:val="Heading2"/>
         <w:numPr>
           <w:ilvl w:val="1"/>
           <w:numId w:val="17"/>
@@ -921,12 +921,12 @@
           <w:szCs w:val="20"/>
           <w:lang w:val="es-ES_tradnl"/>
         </w:rPr>
-        <w:t xml:space="preserve">Permitir que el Supervisor, el Jefe de Departamento y el Administrador generen el reporte estadístico de los casos gestionados por el sistema y el reporte de trazabilidad de un caso en particular, y los exporten.</w:t>
-      </w:r>
-    </w:p>
-    <w:p>
-      <w:pPr>
-        <w:pStyle w:val="Ttulo1"/>
+        <w:t>Permitir que el Supervisor, el Jefe de Departamento y el Administrador generen el reporte estadístico de los casos gestionados por el sistema y el reporte de trazabilidad de un caso en particular, y los exporten.</w:t>
+      </w:r>
+    </w:p>
+    <w:p>
+      <w:pPr>
+        <w:pStyle w:val="Heading1"/>
         <w:numPr>
           <w:ilvl w:val="0"/>
           <w:numId w:val="17"/>
@@ -956,7 +956,7 @@
     </w:p>
     <w:p>
       <w:pPr>
-        <w:pStyle w:val="Ttulo2"/>
+        <w:pStyle w:val="Heading2"/>
         <w:numPr>
           <w:ilvl w:val="1"/>
           <w:numId w:val="17"/>
@@ -994,7 +994,7 @@
           <w:szCs w:val="20"/>
           <w:lang w:val="es-ES_tradnl"/>
         </w:rPr>
-        <w:t xml:space="preserve">Sistema web</w:t>
+        <w:t>Sistema web</w:t>
       </w:r>
     </w:p>
     <w:p>
@@ -1015,12 +1015,12 @@
           <w:szCs w:val="20"/>
           <w:lang w:val="es-ES_tradnl"/>
         </w:rPr>
-        <w:t xml:space="preserve">Usuario empleado municipal con rol de Supervisor, Jefe de Departamento o Administrador</w:t>
-      </w:r>
-    </w:p>
-    <w:p>
-      <w:pPr>
-        <w:pStyle w:val="Ttulo2"/>
+        <w:t>Usuario empleado municipal con rol de Supervisor, Jefe de Departamento o Administrador</w:t>
+      </w:r>
+    </w:p>
+    <w:p>
+      <w:pPr>
+        <w:pStyle w:val="Heading2"/>
         <w:numPr>
           <w:ilvl w:val="1"/>
           <w:numId w:val="17"/>
@@ -1058,7 +1058,7 @@
           <w:szCs w:val="20"/>
           <w:lang w:val="es-ES_tradnl"/>
         </w:rPr>
-        <w:t xml:space="preserve">Que el sistema web se encuentre disponible.</w:t>
+        <w:t>Que el sistema web se encuentre disponible.</w:t>
       </w:r>
     </w:p>
     <w:p>
@@ -1079,12 +1079,12 @@
           <w:szCs w:val="20"/>
           <w:lang w:val="es-ES_tradnl"/>
         </w:rPr>
-        <w:t xml:space="preserve">Que el usuario haya iniciado sesión con el rol de Supervisor, Jefe de Departamento o Administrador.</w:t>
-      </w:r>
-    </w:p>
-    <w:p>
-      <w:pPr>
-        <w:pStyle w:val="Ttulo2"/>
+        <w:t>Que el usuario haya iniciado sesión con el rol de Supervisor, Jefe de Departamento o Administrador.</w:t>
+      </w:r>
+    </w:p>
+    <w:p>
+      <w:pPr>
+        <w:pStyle w:val="Heading2"/>
         <w:numPr>
           <w:ilvl w:val="1"/>
           <w:numId w:val="17"/>
@@ -1140,7 +1140,7 @@
           <w:szCs w:val="20"/>
           <w:lang w:val="es-ES_tradnl"/>
         </w:rPr>
-        <w:t xml:space="preserve">Ver CU01</w:t>
+        <w:t>Ver CU01</w:t>
       </w:r>
     </w:p>
     <w:p>
@@ -1161,7 +1161,7 @@
           <w:szCs w:val="20"/>
           <w:lang w:val="es-ES_tradnl"/>
         </w:rPr>
-        <w:t xml:space="preserve">El sistema muestra la bandeja principal que corresponde a su rol, con el menú Reportería entre sus opciones.</w:t>
+        <w:t>El sistema muestra la bandeja principal que corresponde a su rol, con el menú Reportería entre sus opciones.</w:t>
       </w:r>
     </w:p>
     <w:p>
@@ -1182,7 +1182,7 @@
           <w:szCs w:val="20"/>
           <w:lang w:val="es-ES_tradnl"/>
         </w:rPr>
-        <w:t xml:space="preserve">Reportería</w:t>
+        <w:t>Reportería</w:t>
       </w:r>
     </w:p>
     <w:p>
@@ -1213,7 +1213,7 @@
           <w:szCs w:val="20"/>
           <w:lang w:val="es-ES_tradnl"/>
         </w:rPr>
-        <w:t xml:space="preserve">FA01</w:t>
+        <w:t>FA01</w:t>
       </w:r>
     </w:p>
     <w:p>
@@ -1234,7 +1234,7 @@
           <w:szCs w:val="20"/>
           <w:lang w:val="es-ES_tradnl"/>
         </w:rPr>
-        <w:t xml:space="preserve">El usuario selecciona el menú “Reportería”.</w:t>
+        <w:t>El usuario selecciona el menú “Reportería”.</w:t>
       </w:r>
     </w:p>
     <w:p>
@@ -1255,7 +1255,7 @@
           <w:szCs w:val="20"/>
           <w:lang w:val="es-ES_tradnl"/>
         </w:rPr>
-        <w:t xml:space="preserve">El sistema muestra las siguientes secciones.</w:t>
+        <w:t>El sistema muestra las siguientes secciones.</w:t>
       </w:r>
     </w:p>
     <w:p>
@@ -1276,7 +1276,7 @@
           <w:szCs w:val="20"/>
           <w:lang w:val="es-ES_tradnl"/>
         </w:rPr>
-        <w:t xml:space="preserve">Reportes Estadísticos</w:t>
+        <w:t>Reportes Estadísticos</w:t>
       </w:r>
     </w:p>
     <w:p>
@@ -1307,7 +1307,7 @@
           <w:szCs w:val="20"/>
           <w:lang w:val="es-ES_tradnl"/>
         </w:rPr>
-        <w:t xml:space="preserve">FA02</w:t>
+        <w:t>FA02</w:t>
       </w:r>
     </w:p>
     <w:p>
@@ -1338,7 +1338,7 @@
           <w:szCs w:val="20"/>
           <w:lang w:val="es-ES_tradnl"/>
         </w:rPr>
-        <w:t xml:space="preserve">RN32</w:t>
+        <w:t>RN32</w:t>
       </w:r>
     </w:p>
     <w:p>
@@ -1359,7 +1359,7 @@
           <w:szCs w:val="20"/>
           <w:lang w:val="es-ES_tradnl"/>
         </w:rPr>
-        <w:t xml:space="preserve">El usuario selecciona los filtros deseados.</w:t>
+        <w:t>El usuario selecciona los filtros deseados.</w:t>
       </w:r>
     </w:p>
     <w:p>
@@ -1390,7 +1390,7 @@
           <w:szCs w:val="20"/>
           <w:lang w:val="es-ES_tradnl"/>
         </w:rPr>
-        <w:t xml:space="preserve">FA03, FA04</w:t>
+        <w:t>FA03, FA04</w:t>
       </w:r>
     </w:p>
     <w:p>
@@ -1421,7 +1421,7 @@
           <w:szCs w:val="20"/>
           <w:lang w:val="es-ES_tradnl"/>
         </w:rPr>
-        <w:t xml:space="preserve">RN32</w:t>
+        <w:t>RN32</w:t>
       </w:r>
     </w:p>
     <w:p>
@@ -1442,7 +1442,7 @@
           <w:szCs w:val="20"/>
           <w:lang w:val="es-ES_tradnl"/>
         </w:rPr>
-        <w:t xml:space="preserve">El sistema muestra los siguientes botones.</w:t>
+        <w:t>El sistema muestra los siguientes botones.</w:t>
       </w:r>
     </w:p>
     <w:p>
@@ -1473,7 +1473,7 @@
           <w:szCs w:val="20"/>
           <w:lang w:val="es-ES_tradnl"/>
         </w:rPr>
-        <w:t xml:space="preserve">FA05</w:t>
+        <w:t>FA05</w:t>
       </w:r>
     </w:p>
     <w:p>
@@ -1504,7 +1504,7 @@
           <w:szCs w:val="20"/>
           <w:lang w:val="es-ES_tradnl"/>
         </w:rPr>
-        <w:t xml:space="preserve">FA06</w:t>
+        <w:t>FA06</w:t>
       </w:r>
     </w:p>
     <w:p>
@@ -1525,12 +1525,12 @@
           <w:szCs w:val="20"/>
           <w:lang w:val="es-ES_tradnl"/>
         </w:rPr>
-        <w:t xml:space="preserve">Fin del caso de uso.</w:t>
-      </w:r>
-    </w:p>
-    <w:p>
-      <w:pPr>
-        <w:pStyle w:val="Ttulo2"/>
+        <w:t>Fin del caso de uso.</w:t>
+      </w:r>
+    </w:p>
+    <w:p>
+      <w:pPr>
+        <w:pStyle w:val="Heading2"/>
         <w:numPr>
           <w:ilvl w:val="1"/>
           <w:numId w:val="17"/>
@@ -1568,7 +1568,7 @@
           <w:szCs w:val="20"/>
           <w:lang w:val="es-ES_tradnl"/>
         </w:rPr>
-        <w:t xml:space="preserve">FA01 Cerrar sesión</w:t>
+        <w:t>FA01 Cerrar sesión</w:t>
       </w:r>
     </w:p>
     <w:p>
@@ -1589,7 +1589,7 @@
           <w:szCs w:val="20"/>
           <w:lang w:val="es-ES_tradnl"/>
         </w:rPr>
-        <w:t xml:space="preserve">El usuario selecciona el botón “Cerrar sesión”</w:t>
+        <w:t>El usuario selecciona el botón “Cerrar sesión”</w:t>
       </w:r>
     </w:p>
     <w:p>
@@ -1620,7 +1620,7 @@
           <w:szCs w:val="20"/>
           <w:lang w:val="es-ES_tradnl"/>
         </w:rPr>
-        <w:t xml:space="preserve">Ver CU15</w:t>
+        <w:t>Ver CU15</w:t>
       </w:r>
     </w:p>
     <w:p>
@@ -1641,7 +1641,7 @@
           <w:szCs w:val="20"/>
           <w:lang w:val="es-ES_tradnl"/>
         </w:rPr>
-        <w:t xml:space="preserve">El sistema retorna al portal web.</w:t>
+        <w:t>El sistema retorna al portal web.</w:t>
       </w:r>
     </w:p>
     <w:p>
@@ -1662,7 +1662,7 @@
           <w:szCs w:val="20"/>
           <w:lang w:val="es-ES_tradnl"/>
         </w:rPr>
-        <w:t xml:space="preserve">Fin de flujo alterno.</w:t>
+        <w:t>Fin de flujo alterno.</w:t>
       </w:r>
     </w:p>
     <w:p>
@@ -1692,7 +1692,7 @@
           <w:szCs w:val="20"/>
           <w:lang w:val="es-ES_tradnl"/>
         </w:rPr>
-        <w:t xml:space="preserve">FA02 Trazabilidad del caso</w:t>
+        <w:t>FA02 Trazabilidad del caso</w:t>
       </w:r>
     </w:p>
     <w:p>
@@ -1713,7 +1713,7 @@
           <w:szCs w:val="20"/>
           <w:lang w:val="es-ES_tradnl"/>
         </w:rPr>
-        <w:t xml:space="preserve">El usuario selecciona la sección “Trazabilidad del Caso”.</w:t>
+        <w:t>El usuario selecciona la sección “Trazabilidad del Caso”.</w:t>
       </w:r>
     </w:p>
     <w:p>
@@ -1744,7 +1744,7 @@
           <w:szCs w:val="20"/>
           <w:lang w:val="es-ES_tradnl"/>
         </w:rPr>
-        <w:t xml:space="preserve">RN33</w:t>
+        <w:t>RN33</w:t>
       </w:r>
     </w:p>
     <w:p>
@@ -1775,7 +1775,7 @@
           <w:szCs w:val="20"/>
           <w:lang w:val="es-ES_tradnl"/>
         </w:rPr>
-        <w:t xml:space="preserve">FA07</w:t>
+        <w:t>FA07</w:t>
       </w:r>
     </w:p>
     <w:p>
@@ -1806,7 +1806,7 @@
           <w:szCs w:val="20"/>
           <w:lang w:val="es-ES_tradnl"/>
         </w:rPr>
-        <w:t xml:space="preserve">RN33, AN04 # 6</w:t>
+        <w:t>RN33, AN04 # 6</w:t>
       </w:r>
     </w:p>
     <w:p>
@@ -1827,7 +1827,7 @@
           <w:szCs w:val="20"/>
           <w:lang w:val="es-ES_tradnl"/>
         </w:rPr>
-        <w:t xml:space="preserve">El usuario selecciona el botón “Exportar a PDF”.</w:t>
+        <w:t>El usuario selecciona el botón “Exportar a PDF”.</w:t>
       </w:r>
     </w:p>
     <w:p>
@@ -1858,7 +1858,7 @@
           <w:szCs w:val="20"/>
           <w:lang w:val="es-ES_tradnl"/>
         </w:rPr>
-        <w:t xml:space="preserve">AN04 # 6</w:t>
+        <w:t>AN04 # 6</w:t>
       </w:r>
     </w:p>
     <w:p>
@@ -1879,7 +1879,7 @@
           <w:szCs w:val="20"/>
           <w:lang w:val="es-ES_tradnl"/>
         </w:rPr>
-        <w:t xml:space="preserve">Fin de flujo alterno.</w:t>
+        <w:t>Fin de flujo alterno.</w:t>
       </w:r>
     </w:p>
     <w:p>
@@ -1909,7 +1909,7 @@
           <w:szCs w:val="20"/>
           <w:lang w:val="es-ES_tradnl"/>
         </w:rPr>
-        <w:t xml:space="preserve">FA03 Rango de fechas no válido</w:t>
+        <w:t>FA03 Rango de fechas no válido</w:t>
       </w:r>
     </w:p>
     <w:p>
@@ -1930,6 +1930,7 @@
           <w:szCs w:val="20"/>
           <w:lang w:val="es-ES_tradnl"/>
         </w:rPr>
+        <w:lastRenderedPageBreak/>
         <w:t xml:space="preserve">El sistema valida que la fecha final no sea anterior a la inicial y que el rango no supere los cinco años. </w:t>
       </w:r>
       <w:r>
@@ -1940,7 +1941,7 @@
           <w:szCs w:val="20"/>
           <w:lang w:val="es-ES_tradnl"/>
         </w:rPr>
-        <w:t xml:space="preserve">RN32</w:t>
+        <w:t>RN32</w:t>
       </w:r>
     </w:p>
     <w:p>
@@ -1971,7 +1972,7 @@
           <w:szCs w:val="20"/>
           <w:lang w:val="es-ES_tradnl"/>
         </w:rPr>
-        <w:t xml:space="preserve">AN02 # 30</w:t>
+        <w:t>AN02 # 30</w:t>
       </w:r>
     </w:p>
     <w:p>
@@ -1992,7 +1993,7 @@
           <w:szCs w:val="20"/>
           <w:lang w:val="es-ES_tradnl"/>
         </w:rPr>
-        <w:t xml:space="preserve">El sistema retorna al paso 6 del flujo básico, para corregir.</w:t>
+        <w:t>El sistema retorna al paso 6 del flujo básico, para corregir.</w:t>
       </w:r>
     </w:p>
     <w:p>
@@ -2013,7 +2014,7 @@
           <w:szCs w:val="20"/>
           <w:lang w:val="es-ES_tradnl"/>
         </w:rPr>
-        <w:t xml:space="preserve">Fin de flujo alterno.</w:t>
+        <w:t>Fin de flujo alterno.</w:t>
       </w:r>
     </w:p>
     <w:p>
@@ -2043,7 +2044,7 @@
           <w:szCs w:val="20"/>
           <w:lang w:val="es-ES_tradnl"/>
         </w:rPr>
-        <w:t xml:space="preserve">FA04 No existen registros para los filtros aplicados</w:t>
+        <w:t>FA04 No existen registros para los filtros aplicados</w:t>
       </w:r>
     </w:p>
     <w:p>
@@ -2074,7 +2075,7 @@
           <w:szCs w:val="20"/>
           <w:lang w:val="es-ES_tradnl"/>
         </w:rPr>
-        <w:t xml:space="preserve">AN02 # 31</w:t>
+        <w:t>AN02 # 31</w:t>
       </w:r>
     </w:p>
     <w:p>
@@ -2095,7 +2096,7 @@
           <w:szCs w:val="20"/>
           <w:lang w:val="es-ES_tradnl"/>
         </w:rPr>
-        <w:t xml:space="preserve">El sistema retorna al paso 6 del flujo básico, para corregir.</w:t>
+        <w:t>El sistema retorna al paso 6 del flujo básico, para corregir.</w:t>
       </w:r>
     </w:p>
     <w:p>
@@ -2116,7 +2117,7 @@
           <w:szCs w:val="20"/>
           <w:lang w:val="es-ES_tradnl"/>
         </w:rPr>
-        <w:t xml:space="preserve">Fin de flujo alterno.</w:t>
+        <w:t>Fin de flujo alterno.</w:t>
       </w:r>
     </w:p>
     <w:p>
@@ -2146,7 +2147,7 @@
           <w:szCs w:val="20"/>
           <w:lang w:val="es-ES_tradnl"/>
         </w:rPr>
-        <w:t xml:space="preserve">FA05 Exportar el reporte a PDF</w:t>
+        <w:t>FA05 Exportar el reporte a PDF</w:t>
       </w:r>
     </w:p>
     <w:p>
@@ -2167,7 +2168,7 @@
           <w:szCs w:val="20"/>
           <w:lang w:val="es-ES_tradnl"/>
         </w:rPr>
-        <w:t xml:space="preserve">El usuario selecciona el botón “Exportar a PDF”.</w:t>
+        <w:t>El usuario selecciona el botón “Exportar a PDF”.</w:t>
       </w:r>
     </w:p>
     <w:p>
@@ -2198,7 +2199,7 @@
           <w:szCs w:val="20"/>
           <w:lang w:val="es-ES_tradnl"/>
         </w:rPr>
-        <w:t xml:space="preserve">AN04 # 5</w:t>
+        <w:t>AN04 # 5</w:t>
       </w:r>
     </w:p>
     <w:p>
@@ -2219,7 +2220,7 @@
           <w:szCs w:val="20"/>
           <w:lang w:val="es-ES_tradnl"/>
         </w:rPr>
-        <w:t xml:space="preserve">El sistema retorna al paso 8 del flujo básico.</w:t>
+        <w:t>El sistema retorna al paso 8 del flujo básico.</w:t>
       </w:r>
     </w:p>
     <w:p>
@@ -2240,7 +2241,7 @@
           <w:szCs w:val="20"/>
           <w:lang w:val="es-ES_tradnl"/>
         </w:rPr>
-        <w:t xml:space="preserve">Fin de flujo alterno.</w:t>
+        <w:t>Fin de flujo alterno.</w:t>
       </w:r>
     </w:p>
     <w:p>
@@ -2270,49 +2271,7 @@
           <w:szCs w:val="20"/>
           <w:lang w:val="es-ES_tradnl"/>
         </w:rPr>
-        <w:t xml:space="preserve">FA06 Exportar el reporte a CSV</w:t>
-      </w:r>
-    </w:p>
-    <w:p>
-      <w:pPr>
-        <w:numPr>
-          <w:ilvl w:val="0"/>
-          <w:numId w:val="27"/>
-        </w:numPr>
-        <w:rPr>
-          <w:sz w:val="20"/>
-          <w:szCs w:val="20"/>
-          <w:lang w:val="es-ES_tradnl"/>
-        </w:rPr>
-      </w:pPr>
-      <w:r>
-        <w:rPr>
-          <w:sz w:val="20"/>
-          <w:szCs w:val="20"/>
-          <w:lang w:val="es-ES_tradnl"/>
-        </w:rPr>
-        <w:t xml:space="preserve">El usuario selecciona el botón “Exportar a CSV”.</w:t>
-      </w:r>
-    </w:p>
-    <w:p>
-      <w:pPr>
-        <w:numPr>
-          <w:ilvl w:val="0"/>
-          <w:numId w:val="27"/>
-        </w:numPr>
-        <w:rPr>
-          <w:sz w:val="20"/>
-          <w:szCs w:val="20"/>
-          <w:lang w:val="es-ES_tradnl"/>
-        </w:rPr>
-      </w:pPr>
-      <w:r>
-        <w:rPr>
-          <w:sz w:val="20"/>
-          <w:szCs w:val="20"/>
-          <w:lang w:val="es-ES_tradnl"/>
-        </w:rPr>
-        <w:t xml:space="preserve">El sistema genera el archivo con el mismo contenido del reporte estadístico. </w:t>
+        <w:t>FA0</w:t>
       </w:r>
       <w:r>
         <w:rPr>
@@ -2322,62 +2281,9 @@
           <w:szCs w:val="20"/>
           <w:lang w:val="es-ES_tradnl"/>
         </w:rPr>
-        <w:t xml:space="preserve">RN32</w:t>
-      </w:r>
-    </w:p>
-    <w:p>
-      <w:pPr>
-        <w:numPr>
-          <w:ilvl w:val="0"/>
-          <w:numId w:val="27"/>
-        </w:numPr>
-        <w:rPr>
-          <w:sz w:val="20"/>
-          <w:szCs w:val="20"/>
-          <w:lang w:val="es-ES_tradnl"/>
-        </w:rPr>
-      </w:pPr>
-      <w:r>
-        <w:rPr>
-          <w:sz w:val="20"/>
-          <w:szCs w:val="20"/>
-          <w:lang w:val="es-ES_tradnl"/>
-        </w:rPr>
-        <w:t xml:space="preserve">El sistema retorna al paso 8 del flujo básico.</w:t>
-      </w:r>
-    </w:p>
-    <w:p>
-      <w:pPr>
-        <w:numPr>
-          <w:ilvl w:val="0"/>
-          <w:numId w:val="27"/>
-        </w:numPr>
-        <w:rPr>
-          <w:sz w:val="20"/>
-          <w:szCs w:val="20"/>
-          <w:lang w:val="es-ES_tradnl"/>
-        </w:rPr>
-      </w:pPr>
-      <w:r>
-        <w:rPr>
-          <w:sz w:val="20"/>
-          <w:szCs w:val="20"/>
-          <w:lang w:val="es-ES_tradnl"/>
-        </w:rPr>
-        <w:t xml:space="preserve">Fin de flujo alterno.</w:t>
-      </w:r>
-    </w:p>
-    <w:p>
-      <w:pPr>
-        <w:rPr>
-          <w:sz w:val="20"/>
-          <w:szCs w:val="20"/>
-          <w:lang w:val="es-ES_tradnl"/>
-        </w:rPr>
-      </w:pPr>
-    </w:p>
-    <w:p>
-      <w:pPr>
+        <w:t>6</w:t>
+      </w:r>
+      <w:r>
         <w:rPr>
           <w:b/>
           <w:bCs/>
@@ -2385,16 +2291,7 @@
           <w:szCs w:val="20"/>
           <w:lang w:val="es-ES_tradnl"/>
         </w:rPr>
-      </w:pPr>
-      <w:r>
-        <w:rPr>
-          <w:b/>
-          <w:bCs/>
-          <w:sz w:val="20"/>
-          <w:szCs w:val="20"/>
-          <w:lang w:val="es-ES_tradnl"/>
-        </w:rPr>
-        <w:t xml:space="preserve">FA07 Caso no encontrado</w:t>
+        <w:t xml:space="preserve"> Caso no encontrado</w:t>
       </w:r>
     </w:p>
     <w:p>
@@ -2415,7 +2312,7 @@
           <w:szCs w:val="20"/>
           <w:lang w:val="es-ES_tradnl"/>
         </w:rPr>
-        <w:t xml:space="preserve">El sistema valida que exista un caso con el código ingresado.</w:t>
+        <w:t>El sistema valida que exista un caso con el código ingresado.</w:t>
       </w:r>
     </w:p>
     <w:p>
@@ -2446,7 +2343,7 @@
           <w:szCs w:val="20"/>
           <w:lang w:val="es-ES_tradnl"/>
         </w:rPr>
-        <w:t xml:space="preserve">AN02 # 29</w:t>
+        <w:t>AN02 # 29</w:t>
       </w:r>
     </w:p>
     <w:p>
@@ -2467,7 +2364,7 @@
           <w:szCs w:val="20"/>
           <w:lang w:val="es-ES_tradnl"/>
         </w:rPr>
-        <w:t xml:space="preserve">El sistema retorna al paso 3 del flujo alterno FA02, para corregir.</w:t>
+        <w:t>El sistema retorna al paso 3 del flujo alterno FA02, para corregir.</w:t>
       </w:r>
     </w:p>
     <w:p>
@@ -2488,12 +2385,12 @@
           <w:szCs w:val="20"/>
           <w:lang w:val="es-ES_tradnl"/>
         </w:rPr>
-        <w:t xml:space="preserve">Fin de flujo alterno.</w:t>
-      </w:r>
-    </w:p>
-    <w:p>
-      <w:pPr>
-        <w:pStyle w:val="Ttulo2"/>
+        <w:t>Fin de flujo alterno.</w:t>
+      </w:r>
+    </w:p>
+    <w:p>
+      <w:pPr>
+        <w:pStyle w:val="Heading2"/>
         <w:numPr>
           <w:ilvl w:val="1"/>
           <w:numId w:val="17"/>
@@ -2510,7 +2407,6 @@
           <w:szCs w:val="24"/>
           <w:lang w:val="es-ES_tradnl"/>
         </w:rPr>
-        <w:lastRenderedPageBreak/>
         <w:t>Postcondiciones</w:t>
       </w:r>
     </w:p>
@@ -2530,7 +2426,7 @@
           <w:sz w:val="20"/>
           <w:szCs w:val="20"/>
         </w:rPr>
-        <w:t xml:space="preserve">El reporte estadístico queda generado y disponible para su análisis y exportación.</w:t>
+        <w:t>El reporte estadístico queda generado y disponible para su análisis y exportación.</w:t>
       </w:r>
     </w:p>
     <w:p>
@@ -2549,7 +2445,7 @@
           <w:sz w:val="20"/>
           <w:szCs w:val="20"/>
         </w:rPr>
-        <w:t xml:space="preserve">El reporte de trazabilidad del caso queda generado, sin modificar ningún dato del caso.</w:t>
+        <w:t>El reporte de trazabilidad del caso queda generado, sin modificar ningún dato del caso.</w:t>
       </w:r>
     </w:p>
     <w:p>
@@ -2568,12 +2464,12 @@
           <w:sz w:val="20"/>
           <w:szCs w:val="20"/>
         </w:rPr>
-        <w:t xml:space="preserve">El Supervisor y el Jefe de Departamento únicamente obtienen información de su propio departamento.</w:t>
-      </w:r>
-    </w:p>
-    <w:p>
-      <w:pPr>
-        <w:pStyle w:val="Ttulo1"/>
+        <w:t>El Supervisor y el Jefe de Departamento únicamente obtienen información de su propio departamento.</w:t>
+      </w:r>
+    </w:p>
+    <w:p>
+      <w:pPr>
+        <w:pStyle w:val="Heading1"/>
         <w:numPr>
           <w:ilvl w:val="0"/>
           <w:numId w:val="17"/>
@@ -2625,7 +2521,14 @@
           <w:sz w:val="20"/>
           <w:szCs w:val="20"/>
         </w:rPr>
-        <w:t xml:space="preserve">Los reportes deberán poder exportarse en formato PDF y en formato CSV, que puede abrirse con una hoja de cálculo.</w:t>
+        <w:t xml:space="preserve">Los reportes deberán poder exportarse en formato PDF y en formato </w:t>
+      </w:r>
+      <w:r>
+        <w:rPr>
+          <w:sz w:val="20"/>
+          <w:szCs w:val="20"/>
+        </w:rPr>
+        <w:t>Excel.</w:t>
       </w:r>
     </w:p>
     <w:p>
@@ -2644,7 +2547,7 @@
           <w:sz w:val="20"/>
           <w:szCs w:val="20"/>
         </w:rPr>
-        <w:t xml:space="preserve">La reportería deberá estar restringida a los roles de Supervisor, Jefe de Departamento y Administrador.</w:t>
+        <w:t>La reportería deberá estar restringida a los roles de Supervisor, Jefe de Departamento y Administrador.</w:t>
       </w:r>
     </w:p>
     <w:p>
@@ -2663,12 +2566,12 @@
           <w:sz w:val="20"/>
           <w:szCs w:val="20"/>
         </w:rPr>
-        <w:t xml:space="preserve">La generación de los reportes no deberá modificar ningún dato de los casos consultados.</w:t>
-      </w:r>
-    </w:p>
-    <w:p>
-      <w:pPr>
-        <w:pStyle w:val="Ttulo1"/>
+        <w:t>La generación de los reportes no deberá modificar ningún dato de los casos consultados.</w:t>
+      </w:r>
+    </w:p>
+    <w:p>
+      <w:pPr>
+        <w:pStyle w:val="Heading1"/>
         <w:numPr>
           <w:ilvl w:val="0"/>
           <w:numId w:val="17"/>
@@ -2961,7 +2864,7 @@
 </file>
 
 <file path=word/endnotes.xml><?xml version="1.0" encoding="utf-8"?>
-<w:endnotes xmlns:wpc="http://schemas.microsoft.com/office/word/2010/wordprocessingCanvas" xmlns:cx="http://schemas.microsoft.com/office/drawing/2014/chartex" xmlns:cx1="http://schemas.microsoft.com/office/drawing/2015/9/8/chartex" xmlns:cx2="http://schemas.microsoft.com/office/drawing/2015/10/21/chartex" xmlns:cx3="http://schemas.microsoft.com/office/drawing/2016/5/9/chartex" xmlns:cx4="http://schemas.microsoft.com/office/drawing/2016/5/10/chartex" xmlns:cx5="http://schemas.microsoft.com/office/drawing/2016/5/11/chartex" xmlns:cx6="http://schemas.microsoft.com/office/drawing/2016/5/12/chartex" xmlns:cx7="http://schemas.microsoft.com/office/drawing/2016/5/13/chartex" xmlns:cx8="http://schemas.microsoft.com/office/drawing/2016/5/14/chartex" xmlns:mc="http://schemas.openxmlformats.org/markup-compatibility/2006" xmlns:aink="http://schemas.microsoft.com/office/drawing/2016/ink" xmlns:am3d="http://schemas.microsoft.com/office/drawing/2017/model3d" xmlns:o="urn:schemas-microsoft-com:office:office" xmlns:oel="http://schemas.microsoft.com/office/2019/extlst" xmlns:r="http://schemas.openxmlformats.org/officeDocument/2006/relationships" xmlns:m="http://schemas.openxmlformats.org/officeDocument/2006/math" xmlns:v="urn:schemas-microsoft-com:vml" xmlns:wp14="http://schemas.microsoft.com/office/word/2010/wordprocessingDrawing" xmlns:wp="http://schemas.openxmlformats.org/drawingml/2006/wordprocessingDrawing" xmlns:w10="urn:schemas-microsoft-com:office:word" xmlns:w="http://schemas.openxmlformats.org/wordprocessingml/2006/main" xmlns:w14="http://schemas.microsoft.com/office/word/2010/wordml" xmlns:w15="http://schemas.microsoft.com/office/word/2012/wordml" xmlns:w16cex="http://schemas.microsoft.com/office/word/2018/wordml/cex" xmlns:w16cid="http://schemas.microsoft.com/office/word/2016/wordml/cid" xmlns:w16="http://schemas.microsoft.com/office/word/2018/wordml" xmlns:w16du="http://schemas.microsoft.com/office/word/2023/wordml/word16du" xmlns:w16sdtdh="http://schemas.microsoft.com/office/word/2020/wordml/sdtdatahash" xmlns:w16sdtfl="http://schemas.microsoft.com/office/word/2024/wordml/sdtformatlock" xmlns:w16se="http://schemas.microsoft.com/office/word/2015/wordml/symex" xmlns:wpg="http://schemas.microsoft.com/office/word/2010/wordprocessingGroup" xmlns:wpi="http://schemas.microsoft.com/office/word/2010/wordprocessingInk" xmlns:wne="http://schemas.microsoft.com/office/word/2006/wordml" xmlns:wps="http://schemas.microsoft.com/office/word/2010/wordprocessingShape" mc:Ignorable="w14 w15 w16se w16cid w16 w16cex w16sdtdh w16sdtfl w16du wp14">
+<w:endnotes xmlns:wpc="http://schemas.microsoft.com/office/word/2010/wordprocessingCanvas" xmlns:cx="http://schemas.microsoft.com/office/drawing/2014/chartex" xmlns:cx1="http://schemas.microsoft.com/office/drawing/2015/9/8/chartex" xmlns:cx2="http://schemas.microsoft.com/office/drawing/2015/10/21/chartex" xmlns:cx3="http://schemas.microsoft.com/office/drawing/2016/5/9/chartex" xmlns:cx4="http://schemas.microsoft.com/office/drawing/2016/5/10/chartex" xmlns:cx5="http://schemas.microsoft.com/office/drawing/2016/5/11/chartex" xmlns:cx6="http://schemas.microsoft.com/office/drawing/2016/5/12/chartex" xmlns:cx7="http://schemas.microsoft.com/office/drawing/2016/5/13/chartex" xmlns:cx8="http://schemas.microsoft.com/office/drawing/2016/5/14/chartex" xmlns:mc="http://schemas.openxmlformats.org/markup-compatibility/2006" xmlns:aink="http://schemas.microsoft.com/office/drawing/2016/ink" xmlns:am3d="http://schemas.microsoft.com/office/drawing/2017/model3d" xmlns:o="urn:schemas-microsoft-com:office:office" xmlns:r="http://schemas.openxmlformats.org/officeDocument/2006/relationships" xmlns:m="http://schemas.openxmlformats.org/officeDocument/2006/math" xmlns:v="urn:schemas-microsoft-com:vml" xmlns:wp14="http://schemas.microsoft.com/office/word/2010/wordprocessingDrawing" xmlns:wp="http://schemas.openxmlformats.org/drawingml/2006/wordprocessingDrawing" xmlns:w10="urn:schemas-microsoft-com:office:word" xmlns:w="http://schemas.openxmlformats.org/wordprocessingml/2006/main" xmlns:w14="http://schemas.microsoft.com/office/word/2010/wordml" xmlns:w15="http://schemas.microsoft.com/office/word/2012/wordml" xmlns:w16cex="http://schemas.microsoft.com/office/word/2018/wordml/cex" xmlns:w16cid="http://schemas.microsoft.com/office/word/2016/wordml/cid" xmlns:w16="http://schemas.microsoft.com/office/word/2018/wordml" xmlns:w16sdtdh="http://schemas.microsoft.com/office/word/2020/wordml/sdtdatahash" xmlns:w16se="http://schemas.microsoft.com/office/word/2015/wordml/symex" xmlns:wpg="http://schemas.microsoft.com/office/word/2010/wordprocessingGroup" xmlns:wpi="http://schemas.microsoft.com/office/word/2010/wordprocessingInk" xmlns:wne="http://schemas.microsoft.com/office/word/2006/wordml" xmlns:wps="http://schemas.microsoft.com/office/word/2010/wordprocessingShape" mc:Ignorable="w14 w15 w16se w16cid w16 w16cex w16sdtdh wp14">
   <w:endnote w:type="separator" w:id="-1">
     <w:p>
       <w:r>
@@ -2980,7 +2883,7 @@
 </file>
 
 <file path=word/footnotes.xml><?xml version="1.0" encoding="utf-8"?>
-<w:footnotes xmlns:wpc="http://schemas.microsoft.com/office/word/2010/wordprocessingCanvas" xmlns:cx="http://schemas.microsoft.com/office/drawing/2014/chartex" xmlns:cx1="http://schemas.microsoft.com/office/drawing/2015/9/8/chartex" xmlns:cx2="http://schemas.microsoft.com/office/drawing/2015/10/21/chartex" xmlns:cx3="http://schemas.microsoft.com/office/drawing/2016/5/9/chartex" xmlns:cx4="http://schemas.microsoft.com/office/drawing/2016/5/10/chartex" xmlns:cx5="http://schemas.microsoft.com/office/drawing/2016/5/11/chartex" xmlns:cx6="http://schemas.microsoft.com/office/drawing/2016/5/12/chartex" xmlns:cx7="http://schemas.microsoft.com/office/drawing/2016/5/13/chartex" xmlns:cx8="http://schemas.microsoft.com/office/drawing/2016/5/14/chartex" xmlns:mc="http://schemas.openxmlformats.org/markup-compatibility/2006" xmlns:aink="http://schemas.microsoft.com/office/drawing/2016/ink" xmlns:am3d="http://schemas.microsoft.com/office/drawing/2017/model3d" xmlns:o="urn:schemas-microsoft-com:office:office" xmlns:oel="http://schemas.microsoft.com/office/2019/extlst" xmlns:r="http://schemas.openxmlformats.org/officeDocument/2006/relationships" xmlns:m="http://schemas.openxmlformats.org/officeDocument/2006/math" xmlns:v="urn:schemas-microsoft-com:vml" xmlns:wp14="http://schemas.microsoft.com/office/word/2010/wordprocessingDrawing" xmlns:wp="http://schemas.openxmlformats.org/drawingml/2006/wordprocessingDrawing" xmlns:w10="urn:schemas-microsoft-com:office:word" xmlns:w="http://schemas.openxmlformats.org/wordprocessingml/2006/main" xmlns:w14="http://schemas.microsoft.com/office/word/2010/wordml" xmlns:w15="http://schemas.microsoft.com/office/word/2012/wordml" xmlns:w16cex="http://schemas.microsoft.com/office/word/2018/wordml/cex" xmlns:w16cid="http://schemas.microsoft.com/office/word/2016/wordml/cid" xmlns:w16="http://schemas.microsoft.com/office/word/2018/wordml" xmlns:w16du="http://schemas.microsoft.com/office/word/2023/wordml/word16du" xmlns:w16sdtdh="http://schemas.microsoft.com/office/word/2020/wordml/sdtdatahash" xmlns:w16sdtfl="http://schemas.microsoft.com/office/word/2024/wordml/sdtformatlock" xmlns:w16se="http://schemas.microsoft.com/office/word/2015/wordml/symex" xmlns:wpg="http://schemas.microsoft.com/office/word/2010/wordprocessingGroup" xmlns:wpi="http://schemas.microsoft.com/office/word/2010/wordprocessingInk" xmlns:wne="http://schemas.microsoft.com/office/word/2006/wordml" xmlns:wps="http://schemas.microsoft.com/office/word/2010/wordprocessingShape" mc:Ignorable="w14 w15 w16se w16cid w16 w16cex w16sdtdh w16sdtfl w16du wp14">
+<w:footnotes xmlns:wpc="http://schemas.microsoft.com/office/word/2010/wordprocessingCanvas" xmlns:cx="http://schemas.microsoft.com/office/drawing/2014/chartex" xmlns:cx1="http://schemas.microsoft.com/office/drawing/2015/9/8/chartex" xmlns:cx2="http://schemas.microsoft.com/office/drawing/2015/10/21/chartex" xmlns:cx3="http://schemas.microsoft.com/office/drawing/2016/5/9/chartex" xmlns:cx4="http://schemas.microsoft.com/office/drawing/2016/5/10/chartex" xmlns:cx5="http://schemas.microsoft.com/office/drawing/2016/5/11/chartex" xmlns:cx6="http://schemas.microsoft.com/office/drawing/2016/5/12/chartex" xmlns:cx7="http://schemas.microsoft.com/office/drawing/2016/5/13/chartex" xmlns:cx8="http://schemas.microsoft.com/office/drawing/2016/5/14/chartex" xmlns:mc="http://schemas.openxmlformats.org/markup-compatibility/2006" xmlns:aink="http://schemas.microsoft.com/office/drawing/2016/ink" xmlns:am3d="http://schemas.microsoft.com/office/drawing/2017/model3d" xmlns:o="urn:schemas-microsoft-com:office:office" xmlns:r="http://schemas.openxmlformats.org/officeDocument/2006/relationships" xmlns:m="http://schemas.openxmlformats.org/officeDocument/2006/math" xmlns:v="urn:schemas-microsoft-com:vml" xmlns:wp14="http://schemas.microsoft.com/office/word/2010/wordprocessingDrawing" xmlns:wp="http://schemas.openxmlformats.org/drawingml/2006/wordprocessingDrawing" xmlns:w10="urn:schemas-microsoft-com:office:word" xmlns:w="http://schemas.openxmlformats.org/wordprocessingml/2006/main" xmlns:w14="http://schemas.microsoft.com/office/word/2010/wordml" xmlns:w15="http://schemas.microsoft.com/office/word/2012/wordml" xmlns:w16cex="http://schemas.microsoft.com/office/word/2018/wordml/cex" xmlns:w16cid="http://schemas.microsoft.com/office/word/2016/wordml/cid" xmlns:w16="http://schemas.microsoft.com/office/word/2018/wordml" xmlns:w16sdtdh="http://schemas.microsoft.com/office/word/2020/wordml/sdtdatahash" xmlns:w16se="http://schemas.microsoft.com/office/word/2015/wordml/symex" xmlns:wpg="http://schemas.microsoft.com/office/word/2010/wordprocessingGroup" xmlns:wpi="http://schemas.microsoft.com/office/word/2010/wordprocessingInk" xmlns:wne="http://schemas.microsoft.com/office/word/2006/wordml" xmlns:wps="http://schemas.microsoft.com/office/word/2010/wordprocessingShape" mc:Ignorable="w14 w15 w16se w16cid w16 w16cex w16sdtdh wp14">
   <w:footnote w:type="separator" w:id="-1">
     <w:p>
       <w:r>
@@ -2999,7 +2902,7 @@
 </file>
 
 <file path=word/numbering.xml><?xml version="1.0" encoding="utf-8"?>
-<w:numbering xmlns:wpc="http://schemas.microsoft.com/office/word/2010/wordprocessingCanvas" xmlns:cx="http://schemas.microsoft.com/office/drawing/2014/chartex" xmlns:cx1="http://schemas.microsoft.com/office/drawing/2015/9/8/chartex" xmlns:cx2="http://schemas.microsoft.com/office/drawing/2015/10/21/chartex" xmlns:cx3="http://schemas.microsoft.com/office/drawing/2016/5/9/chartex" xmlns:cx4="http://schemas.microsoft.com/office/drawing/2016/5/10/chartex" xmlns:cx5="http://schemas.microsoft.com/office/drawing/2016/5/11/chartex" xmlns:cx6="http://schemas.microsoft.com/office/drawing/2016/5/12/chartex" xmlns:cx7="http://schemas.microsoft.com/office/drawing/2016/5/13/chartex" xmlns:cx8="http://schemas.microsoft.com/office/drawing/2016/5/14/chartex" xmlns:mc="http://schemas.openxmlformats.org/markup-compatibility/2006" xmlns:aink="http://schemas.microsoft.com/office/drawing/2016/ink" xmlns:am3d="http://schemas.microsoft.com/office/drawing/2017/model3d" xmlns:o="urn:schemas-microsoft-com:office:office" xmlns:oel="http://schemas.microsoft.com/office/2019/extlst" xmlns:r="http://schemas.openxmlformats.org/officeDocument/2006/relationships" xmlns:m="http://schemas.openxmlformats.org/officeDocument/2006/math" xmlns:v="urn:schemas-microsoft-com:vml" xmlns:wp14="http://schemas.microsoft.com/office/word/2010/wordprocessingDrawing" xmlns:wp="http://schemas.openxmlformats.org/drawingml/2006/wordprocessingDrawing" xmlns:w10="urn:schemas-microsoft-com:office:word" xmlns:w="http://schemas.openxmlformats.org/wordprocessingml/2006/main" xmlns:w14="http://schemas.microsoft.com/office/word/2010/wordml" xmlns:w15="http://schemas.microsoft.com/office/word/2012/wordml" xmlns:w16cex="http://schemas.microsoft.com/office/word/2018/wordml/cex" xmlns:w16cid="http://schemas.microsoft.com/office/word/2016/wordml/cid" xmlns:w16="http://schemas.microsoft.com/office/word/2018/wordml" xmlns:w16du="http://schemas.microsoft.com/office/word/2023/wordml/word16du" xmlns:w16sdtdh="http://schemas.microsoft.com/office/word/2020/wordml/sdtdatahash" xmlns:w16sdtfl="http://schemas.microsoft.com/office/word/2024/wordml/sdtformatlock" xmlns:w16se="http://schemas.microsoft.com/office/word/2015/wordml/symex" xmlns:wpg="http://schemas.microsoft.com/office/word/2010/wordprocessingGroup" xmlns:wpi="http://schemas.microsoft.com/office/word/2010/wordprocessingInk" xmlns:wne="http://schemas.microsoft.com/office/word/2006/wordml" xmlns:wps="http://schemas.microsoft.com/office/word/2010/wordprocessingShape" mc:Ignorable="w14 w15 w16se w16cid w16 w16cex w16sdtdh w16sdtfl w16du wp14">
+<w:numbering xmlns:wpc="http://schemas.microsoft.com/office/word/2010/wordprocessingCanvas" xmlns:cx="http://schemas.microsoft.com/office/drawing/2014/chartex" xmlns:cx1="http://schemas.microsoft.com/office/drawing/2015/9/8/chartex" xmlns:cx2="http://schemas.microsoft.com/office/drawing/2015/10/21/chartex" xmlns:cx3="http://schemas.microsoft.com/office/drawing/2016/5/9/chartex" xmlns:cx4="http://schemas.microsoft.com/office/drawing/2016/5/10/chartex" xmlns:cx5="http://schemas.microsoft.com/office/drawing/2016/5/11/chartex" xmlns:cx6="http://schemas.microsoft.com/office/drawing/2016/5/12/chartex" xmlns:cx7="http://schemas.microsoft.com/office/drawing/2016/5/13/chartex" xmlns:cx8="http://schemas.microsoft.com/office/drawing/2016/5/14/chartex" xmlns:mc="http://schemas.openxmlformats.org/markup-compatibility/2006" xmlns:aink="http://schemas.microsoft.com/office/drawing/2016/ink" xmlns:am3d="http://schemas.microsoft.com/office/drawing/2017/model3d" xmlns:o="urn:schemas-microsoft-com:office:office" xmlns:r="http://schemas.openxmlformats.org/officeDocument/2006/relationships" xmlns:m="http://schemas.openxmlformats.org/officeDocument/2006/math" xmlns:v="urn:schemas-microsoft-com:vml" xmlns:wp14="http://schemas.microsoft.com/office/word/2010/wordprocessingDrawing" xmlns:wp="http://schemas.openxmlformats.org/drawingml/2006/wordprocessingDrawing" xmlns:w10="urn:schemas-microsoft-com:office:word" xmlns:w="http://schemas.openxmlformats.org/wordprocessingml/2006/main" xmlns:w14="http://schemas.microsoft.com/office/word/2010/wordml" xmlns:w15="http://schemas.microsoft.com/office/word/2012/wordml" xmlns:w16cex="http://schemas.microsoft.com/office/word/2018/wordml/cex" xmlns:w16cid="http://schemas.microsoft.com/office/word/2016/wordml/cid" xmlns:w16="http://schemas.microsoft.com/office/word/2018/wordml" xmlns:w16sdtdh="http://schemas.microsoft.com/office/word/2020/wordml/sdtdatahash" xmlns:w16se="http://schemas.microsoft.com/office/word/2015/wordml/symex" xmlns:wpg="http://schemas.microsoft.com/office/word/2010/wordprocessingGroup" xmlns:wpi="http://schemas.microsoft.com/office/word/2010/wordprocessingInk" xmlns:wne="http://schemas.microsoft.com/office/word/2006/wordml" xmlns:wps="http://schemas.microsoft.com/office/word/2010/wordprocessingShape" mc:Ignorable="w14 w15 w16se w16cid w16 w16cex w16sdtdh wp14">
   <w:abstractNum w:abstractNumId="0" w15:restartNumberingAfterBreak="0">
     <w:nsid w:val="02F81A67"/>
     <w:multiLevelType w:val="multilevel"/>
@@ -4397,6 +4300,92 @@
     </w:lvl>
   </w:abstractNum>
   <w:abstractNum w:abstractNumId="16" w15:restartNumberingAfterBreak="0">
+    <w:nsid w:val="47609A08"/>
+    <w:multiLevelType w:val="hybridMultilevel"/>
+    <w:tmpl w:val="05863FEC"/>
+    <w:lvl w:ilvl="0" w:tplc="100A000F">
+      <w:start w:val="1"/>
+      <w:numFmt w:val="decimal"/>
+      <w:lvlText w:val="%1."/>
+      <w:lvlJc w:val="left"/>
+      <w:pPr>
+        <w:ind w:left="720" w:hanging="360"/>
+      </w:pPr>
+    </w:lvl>
+    <w:lvl w:ilvl="1" w:tplc="100A0019" w:tentative="1">
+      <w:start w:val="1"/>
+      <w:numFmt w:val="lowerLetter"/>
+      <w:lvlText w:val="%2."/>
+      <w:lvlJc w:val="left"/>
+      <w:pPr>
+        <w:ind w:left="1440" w:hanging="360"/>
+      </w:pPr>
+    </w:lvl>
+    <w:lvl w:ilvl="2" w:tplc="100A001B" w:tentative="1">
+      <w:start w:val="1"/>
+      <w:numFmt w:val="lowerRoman"/>
+      <w:lvlText w:val="%3."/>
+      <w:lvlJc w:val="right"/>
+      <w:pPr>
+        <w:ind w:left="2160" w:hanging="180"/>
+      </w:pPr>
+    </w:lvl>
+    <w:lvl w:ilvl="3" w:tplc="100A000F" w:tentative="1">
+      <w:start w:val="1"/>
+      <w:numFmt w:val="decimal"/>
+      <w:lvlText w:val="%4."/>
+      <w:lvlJc w:val="left"/>
+      <w:pPr>
+        <w:ind w:left="2880" w:hanging="360"/>
+      </w:pPr>
+    </w:lvl>
+    <w:lvl w:ilvl="4" w:tplc="100A0019" w:tentative="1">
+      <w:start w:val="1"/>
+      <w:numFmt w:val="lowerLetter"/>
+      <w:lvlText w:val="%5."/>
+      <w:lvlJc w:val="left"/>
+      <w:pPr>
+        <w:ind w:left="3600" w:hanging="360"/>
+      </w:pPr>
+    </w:lvl>
+    <w:lvl w:ilvl="5" w:tplc="100A001B" w:tentative="1">
+      <w:start w:val="1"/>
+      <w:numFmt w:val="lowerRoman"/>
+      <w:lvlText w:val="%6."/>
+      <w:lvlJc w:val="right"/>
+      <w:pPr>
+        <w:ind w:left="4320" w:hanging="180"/>
+      </w:pPr>
+    </w:lvl>
+    <w:lvl w:ilvl="6" w:tplc="100A000F" w:tentative="1">
+      <w:start w:val="1"/>
+      <w:numFmt w:val="decimal"/>
+      <w:lvlText w:val="%7."/>
+      <w:lvlJc w:val="left"/>
+      <w:pPr>
+        <w:ind w:left="5040" w:hanging="360"/>
+      </w:pPr>
+    </w:lvl>
+    <w:lvl w:ilvl="7" w:tplc="100A0019" w:tentative="1">
+      <w:start w:val="1"/>
+      <w:numFmt w:val="lowerLetter"/>
+      <w:lvlText w:val="%8."/>
+      <w:lvlJc w:val="left"/>
+      <w:pPr>
+        <w:ind w:left="5760" w:hanging="360"/>
+      </w:pPr>
+    </w:lvl>
+    <w:lvl w:ilvl="8" w:tplc="100A001B" w:tentative="1">
+      <w:start w:val="1"/>
+      <w:numFmt w:val="lowerRoman"/>
+      <w:lvlText w:val="%9."/>
+      <w:lvlJc w:val="right"/>
+      <w:pPr>
+        <w:ind w:left="6480" w:hanging="180"/>
+      </w:pPr>
+    </w:lvl>
+  </w:abstractNum>
+  <w:abstractNum w:abstractNumId="17" w15:restartNumberingAfterBreak="0">
     <w:nsid w:val="4E5005E9"/>
     <w:multiLevelType w:val="hybridMultilevel"/>
     <w:tmpl w:val="97AAC656"/>
@@ -4485,7 +4474,179 @@
       </w:pPr>
     </w:lvl>
   </w:abstractNum>
-  <w:abstractNum w:abstractNumId="17" w15:restartNumberingAfterBreak="0">
+  <w:abstractNum w:abstractNumId="18" w15:restartNumberingAfterBreak="0">
+    <w:nsid w:val="517E14EA"/>
+    <w:multiLevelType w:val="hybridMultilevel"/>
+    <w:tmpl w:val="05863FEC"/>
+    <w:lvl w:ilvl="0" w:tplc="100A000F">
+      <w:start w:val="1"/>
+      <w:numFmt w:val="decimal"/>
+      <w:lvlText w:val="%1."/>
+      <w:lvlJc w:val="left"/>
+      <w:pPr>
+        <w:ind w:left="720" w:hanging="360"/>
+      </w:pPr>
+    </w:lvl>
+    <w:lvl w:ilvl="1" w:tplc="100A0019" w:tentative="1">
+      <w:start w:val="1"/>
+      <w:numFmt w:val="lowerLetter"/>
+      <w:lvlText w:val="%2."/>
+      <w:lvlJc w:val="left"/>
+      <w:pPr>
+        <w:ind w:left="1440" w:hanging="360"/>
+      </w:pPr>
+    </w:lvl>
+    <w:lvl w:ilvl="2" w:tplc="100A001B" w:tentative="1">
+      <w:start w:val="1"/>
+      <w:numFmt w:val="lowerRoman"/>
+      <w:lvlText w:val="%3."/>
+      <w:lvlJc w:val="right"/>
+      <w:pPr>
+        <w:ind w:left="2160" w:hanging="180"/>
+      </w:pPr>
+    </w:lvl>
+    <w:lvl w:ilvl="3" w:tplc="100A000F" w:tentative="1">
+      <w:start w:val="1"/>
+      <w:numFmt w:val="decimal"/>
+      <w:lvlText w:val="%4."/>
+      <w:lvlJc w:val="left"/>
+      <w:pPr>
+        <w:ind w:left="2880" w:hanging="360"/>
+      </w:pPr>
+    </w:lvl>
+    <w:lvl w:ilvl="4" w:tplc="100A0019" w:tentative="1">
+      <w:start w:val="1"/>
+      <w:numFmt w:val="lowerLetter"/>
+      <w:lvlText w:val="%5."/>
+      <w:lvlJc w:val="left"/>
+      <w:pPr>
+        <w:ind w:left="3600" w:hanging="360"/>
+      </w:pPr>
+    </w:lvl>
+    <w:lvl w:ilvl="5" w:tplc="100A001B" w:tentative="1">
+      <w:start w:val="1"/>
+      <w:numFmt w:val="lowerRoman"/>
+      <w:lvlText w:val="%6."/>
+      <w:lvlJc w:val="right"/>
+      <w:pPr>
+        <w:ind w:left="4320" w:hanging="180"/>
+      </w:pPr>
+    </w:lvl>
+    <w:lvl w:ilvl="6" w:tplc="100A000F" w:tentative="1">
+      <w:start w:val="1"/>
+      <w:numFmt w:val="decimal"/>
+      <w:lvlText w:val="%7."/>
+      <w:lvlJc w:val="left"/>
+      <w:pPr>
+        <w:ind w:left="5040" w:hanging="360"/>
+      </w:pPr>
+    </w:lvl>
+    <w:lvl w:ilvl="7" w:tplc="100A0019" w:tentative="1">
+      <w:start w:val="1"/>
+      <w:numFmt w:val="lowerLetter"/>
+      <w:lvlText w:val="%8."/>
+      <w:lvlJc w:val="left"/>
+      <w:pPr>
+        <w:ind w:left="5760" w:hanging="360"/>
+      </w:pPr>
+    </w:lvl>
+    <w:lvl w:ilvl="8" w:tplc="100A001B" w:tentative="1">
+      <w:start w:val="1"/>
+      <w:numFmt w:val="lowerRoman"/>
+      <w:lvlText w:val="%9."/>
+      <w:lvlJc w:val="right"/>
+      <w:pPr>
+        <w:ind w:left="6480" w:hanging="180"/>
+      </w:pPr>
+    </w:lvl>
+  </w:abstractNum>
+  <w:abstractNum w:abstractNumId="19" w15:restartNumberingAfterBreak="0">
+    <w:nsid w:val="53A61698"/>
+    <w:multiLevelType w:val="hybridMultilevel"/>
+    <w:tmpl w:val="05863FEC"/>
+    <w:lvl w:ilvl="0" w:tplc="100A000F">
+      <w:start w:val="1"/>
+      <w:numFmt w:val="decimal"/>
+      <w:lvlText w:val="%1."/>
+      <w:lvlJc w:val="left"/>
+      <w:pPr>
+        <w:ind w:left="720" w:hanging="360"/>
+      </w:pPr>
+    </w:lvl>
+    <w:lvl w:ilvl="1" w:tplc="100A0019" w:tentative="1">
+      <w:start w:val="1"/>
+      <w:numFmt w:val="lowerLetter"/>
+      <w:lvlText w:val="%2."/>
+      <w:lvlJc w:val="left"/>
+      <w:pPr>
+        <w:ind w:left="1440" w:hanging="360"/>
+      </w:pPr>
+    </w:lvl>
+    <w:lvl w:ilvl="2" w:tplc="100A001B" w:tentative="1">
+      <w:start w:val="1"/>
+      <w:numFmt w:val="lowerRoman"/>
+      <w:lvlText w:val="%3."/>
+      <w:lvlJc w:val="right"/>
+      <w:pPr>
+        <w:ind w:left="2160" w:hanging="180"/>
+      </w:pPr>
+    </w:lvl>
+    <w:lvl w:ilvl="3" w:tplc="100A000F" w:tentative="1">
+      <w:start w:val="1"/>
+      <w:numFmt w:val="decimal"/>
+      <w:lvlText w:val="%4."/>
+      <w:lvlJc w:val="left"/>
+      <w:pPr>
+        <w:ind w:left="2880" w:hanging="360"/>
+      </w:pPr>
+    </w:lvl>
+    <w:lvl w:ilvl="4" w:tplc="100A0019" w:tentative="1">
+      <w:start w:val="1"/>
+      <w:numFmt w:val="lowerLetter"/>
+      <w:lvlText w:val="%5."/>
+      <w:lvlJc w:val="left"/>
+      <w:pPr>
+        <w:ind w:left="3600" w:hanging="360"/>
+      </w:pPr>
+    </w:lvl>
+    <w:lvl w:ilvl="5" w:tplc="100A001B" w:tentative="1">
+      <w:start w:val="1"/>
+      <w:numFmt w:val="lowerRoman"/>
+      <w:lvlText w:val="%6."/>
+      <w:lvlJc w:val="right"/>
+      <w:pPr>
+        <w:ind w:left="4320" w:hanging="180"/>
+      </w:pPr>
+    </w:lvl>
+    <w:lvl w:ilvl="6" w:tplc="100A000F" w:tentative="1">
+      <w:start w:val="1"/>
+      <w:numFmt w:val="decimal"/>
+      <w:lvlText w:val="%7."/>
+      <w:lvlJc w:val="left"/>
+      <w:pPr>
+        <w:ind w:left="5040" w:hanging="360"/>
+      </w:pPr>
+    </w:lvl>
+    <w:lvl w:ilvl="7" w:tplc="100A0019" w:tentative="1">
+      <w:start w:val="1"/>
+      <w:numFmt w:val="lowerLetter"/>
+      <w:lvlText w:val="%8."/>
+      <w:lvlJc w:val="left"/>
+      <w:pPr>
+        <w:ind w:left="5760" w:hanging="360"/>
+      </w:pPr>
+    </w:lvl>
+    <w:lvl w:ilvl="8" w:tplc="100A001B" w:tentative="1">
+      <w:start w:val="1"/>
+      <w:numFmt w:val="lowerRoman"/>
+      <w:lvlText w:val="%9."/>
+      <w:lvlJc w:val="right"/>
+      <w:pPr>
+        <w:ind w:left="6480" w:hanging="180"/>
+      </w:pPr>
+    </w:lvl>
+  </w:abstractNum>
+  <w:abstractNum w:abstractNumId="20" w15:restartNumberingAfterBreak="0">
     <w:nsid w:val="5C8A5CBA"/>
     <w:multiLevelType w:val="hybridMultilevel"/>
     <w:tmpl w:val="05863FEC"/>
@@ -4571,7 +4732,7 @@
       </w:pPr>
     </w:lvl>
   </w:abstractNum>
-  <w:abstractNum w:abstractNumId="18" w15:restartNumberingAfterBreak="0">
+  <w:abstractNum w:abstractNumId="21" w15:restartNumberingAfterBreak="0">
     <w:nsid w:val="70926623"/>
     <w:multiLevelType w:val="hybridMultilevel"/>
     <w:tmpl w:val="59F69580"/>
@@ -4660,7 +4821,7 @@
       </w:pPr>
     </w:lvl>
   </w:abstractNum>
-  <w:abstractNum w:abstractNumId="19" w15:restartNumberingAfterBreak="0">
+  <w:abstractNum w:abstractNumId="22" w15:restartNumberingAfterBreak="0">
     <w:nsid w:val="73112FDD"/>
     <w:multiLevelType w:val="hybridMultilevel"/>
     <w:tmpl w:val="FEBADBA0"/>
@@ -4746,7 +4907,7 @@
       </w:pPr>
     </w:lvl>
   </w:abstractNum>
-  <w:abstractNum w:abstractNumId="20" w15:restartNumberingAfterBreak="0">
+  <w:abstractNum w:abstractNumId="23" w15:restartNumberingAfterBreak="0">
     <w:nsid w:val="757B3DE1"/>
     <w:multiLevelType w:val="hybridMultilevel"/>
     <w:tmpl w:val="97AAC656"/>
@@ -4832,270 +4993,6 @@
       <w:lvlJc w:val="right"/>
       <w:pPr>
         <w:ind w:left="6828" w:hanging="180"/>
-      </w:pPr>
-    </w:lvl>
-  </w:abstractNum>
-  <w:abstractNum w:abstractNumId="21" w15:restartNumberingAfterBreak="0">
-    <w:nsid w:val="77F5392A"/>
-    <w:multiLevelType w:val="hybridMultilevel"/>
-    <w:tmpl w:val="6E72A7EA"/>
-    <w:lvl w:ilvl="0" w:tplc="080A000F">
-      <w:start w:val="1"/>
-      <w:numFmt w:val="decimal"/>
-      <w:lvlText w:val="%1."/>
-      <w:lvlJc w:val="left"/>
-      <w:pPr>
-        <w:ind w:left="1068" w:hanging="360"/>
-      </w:pPr>
-      <w:rPr>
-        <w:rFonts w:hint="default"/>
-      </w:rPr>
-    </w:lvl>
-    <w:lvl w:ilvl="1" w:tplc="080A0019" w:tentative="1">
-      <w:start w:val="1"/>
-      <w:numFmt w:val="lowerLetter"/>
-      <w:lvlText w:val="%2."/>
-      <w:lvlJc w:val="left"/>
-      <w:pPr>
-        <w:ind w:left="1788" w:hanging="360"/>
-      </w:pPr>
-    </w:lvl>
-    <w:lvl w:ilvl="2" w:tplc="080A001B" w:tentative="1">
-      <w:start w:val="1"/>
-      <w:numFmt w:val="lowerRoman"/>
-      <w:lvlText w:val="%3."/>
-      <w:lvlJc w:val="right"/>
-      <w:pPr>
-        <w:ind w:left="2508" w:hanging="180"/>
-      </w:pPr>
-    </w:lvl>
-    <w:lvl w:ilvl="3" w:tplc="080A000F" w:tentative="1">
-      <w:start w:val="1"/>
-      <w:numFmt w:val="decimal"/>
-      <w:lvlText w:val="%4."/>
-      <w:lvlJc w:val="left"/>
-      <w:pPr>
-        <w:ind w:left="3228" w:hanging="360"/>
-      </w:pPr>
-    </w:lvl>
-    <w:lvl w:ilvl="4" w:tplc="080A0019" w:tentative="1">
-      <w:start w:val="1"/>
-      <w:numFmt w:val="lowerLetter"/>
-      <w:lvlText w:val="%5."/>
-      <w:lvlJc w:val="left"/>
-      <w:pPr>
-        <w:ind w:left="3948" w:hanging="360"/>
-      </w:pPr>
-    </w:lvl>
-    <w:lvl w:ilvl="5" w:tplc="080A001B" w:tentative="1">
-      <w:start w:val="1"/>
-      <w:numFmt w:val="lowerRoman"/>
-      <w:lvlText w:val="%6."/>
-      <w:lvlJc w:val="right"/>
-      <w:pPr>
-        <w:ind w:left="4668" w:hanging="180"/>
-      </w:pPr>
-    </w:lvl>
-    <w:lvl w:ilvl="6" w:tplc="080A000F" w:tentative="1">
-      <w:start w:val="1"/>
-      <w:numFmt w:val="decimal"/>
-      <w:lvlText w:val="%7."/>
-      <w:lvlJc w:val="left"/>
-      <w:pPr>
-        <w:ind w:left="5388" w:hanging="360"/>
-      </w:pPr>
-    </w:lvl>
-    <w:lvl w:ilvl="7" w:tplc="080A0019" w:tentative="1">
-      <w:start w:val="1"/>
-      <w:numFmt w:val="lowerLetter"/>
-      <w:lvlText w:val="%8."/>
-      <w:lvlJc w:val="left"/>
-      <w:pPr>
-        <w:ind w:left="6108" w:hanging="360"/>
-      </w:pPr>
-    </w:lvl>
-    <w:lvl w:ilvl="8" w:tplc="080A001B" w:tentative="1">
-      <w:start w:val="1"/>
-      <w:numFmt w:val="lowerRoman"/>
-      <w:lvlText w:val="%9."/>
-      <w:lvlJc w:val="right"/>
-      <w:pPr>
-        <w:ind w:left="6828" w:hanging="180"/>
-      </w:pPr>
-    </w:lvl>
-  </w:abstractNum>
-  <w:abstractNum w:abstractNumId="22" w15:restartNumberingAfterBreak="0">
-    <w:nsid w:val="7A492679"/>
-    <w:multiLevelType w:val="hybridMultilevel"/>
-    <w:tmpl w:val="45E6E7B8"/>
-    <w:lvl w:ilvl="0" w:tplc="479446F2">
-      <w:start w:val="1"/>
-      <w:numFmt w:val="decimal"/>
-      <w:lvlText w:val="%1."/>
-      <w:lvlJc w:val="left"/>
-      <w:pPr>
-        <w:ind w:left="1425" w:hanging="360"/>
-      </w:pPr>
-      <w:rPr>
-        <w:rFonts w:hint="default"/>
-      </w:rPr>
-    </w:lvl>
-    <w:lvl w:ilvl="1" w:tplc="080A0019" w:tentative="1">
-      <w:start w:val="1"/>
-      <w:numFmt w:val="lowerLetter"/>
-      <w:lvlText w:val="%2."/>
-      <w:lvlJc w:val="left"/>
-      <w:pPr>
-        <w:ind w:left="1797" w:hanging="360"/>
-      </w:pPr>
-    </w:lvl>
-    <w:lvl w:ilvl="2" w:tplc="080A001B" w:tentative="1">
-      <w:start w:val="1"/>
-      <w:numFmt w:val="lowerRoman"/>
-      <w:lvlText w:val="%3."/>
-      <w:lvlJc w:val="right"/>
-      <w:pPr>
-        <w:ind w:left="2517" w:hanging="180"/>
-      </w:pPr>
-    </w:lvl>
-    <w:lvl w:ilvl="3" w:tplc="080A000F" w:tentative="1">
-      <w:start w:val="1"/>
-      <w:numFmt w:val="decimal"/>
-      <w:lvlText w:val="%4."/>
-      <w:lvlJc w:val="left"/>
-      <w:pPr>
-        <w:ind w:left="3237" w:hanging="360"/>
-      </w:pPr>
-    </w:lvl>
-    <w:lvl w:ilvl="4" w:tplc="080A0019" w:tentative="1">
-      <w:start w:val="1"/>
-      <w:numFmt w:val="lowerLetter"/>
-      <w:lvlText w:val="%5."/>
-      <w:lvlJc w:val="left"/>
-      <w:pPr>
-        <w:ind w:left="3957" w:hanging="360"/>
-      </w:pPr>
-    </w:lvl>
-    <w:lvl w:ilvl="5" w:tplc="080A001B" w:tentative="1">
-      <w:start w:val="1"/>
-      <w:numFmt w:val="lowerRoman"/>
-      <w:lvlText w:val="%6."/>
-      <w:lvlJc w:val="right"/>
-      <w:pPr>
-        <w:ind w:left="4677" w:hanging="180"/>
-      </w:pPr>
-    </w:lvl>
-    <w:lvl w:ilvl="6" w:tplc="080A000F" w:tentative="1">
-      <w:start w:val="1"/>
-      <w:numFmt w:val="decimal"/>
-      <w:lvlText w:val="%7."/>
-      <w:lvlJc w:val="left"/>
-      <w:pPr>
-        <w:ind w:left="5397" w:hanging="360"/>
-      </w:pPr>
-    </w:lvl>
-    <w:lvl w:ilvl="7" w:tplc="080A0019" w:tentative="1">
-      <w:start w:val="1"/>
-      <w:numFmt w:val="lowerLetter"/>
-      <w:lvlText w:val="%8."/>
-      <w:lvlJc w:val="left"/>
-      <w:pPr>
-        <w:ind w:left="6117" w:hanging="360"/>
-      </w:pPr>
-    </w:lvl>
-    <w:lvl w:ilvl="8" w:tplc="080A001B" w:tentative="1">
-      <w:start w:val="1"/>
-      <w:numFmt w:val="lowerRoman"/>
-      <w:lvlText w:val="%9."/>
-      <w:lvlJc w:val="right"/>
-      <w:pPr>
-        <w:ind w:left="6837" w:hanging="180"/>
-      </w:pPr>
-    </w:lvl>
-  </w:abstractNum>
-  <w:abstractNum w:abstractNumId="23" w15:restartNumberingAfterBreak="0">
-    <w:nsid w:val="7EA42152"/>
-    <w:multiLevelType w:val="multilevel"/>
-    <w:tmpl w:val="100A001F"/>
-    <w:lvl w:ilvl="0">
-      <w:start w:val="1"/>
-      <w:numFmt w:val="decimal"/>
-      <w:lvlText w:val="%1."/>
-      <w:lvlJc w:val="left"/>
-      <w:pPr>
-        <w:ind w:left="360" w:hanging="360"/>
-      </w:pPr>
-    </w:lvl>
-    <w:lvl w:ilvl="1">
-      <w:start w:val="1"/>
-      <w:numFmt w:val="decimal"/>
-      <w:lvlText w:val="%1.%2."/>
-      <w:lvlJc w:val="left"/>
-      <w:pPr>
-        <w:ind w:left="792" w:hanging="432"/>
-      </w:pPr>
-    </w:lvl>
-    <w:lvl w:ilvl="2">
-      <w:start w:val="1"/>
-      <w:numFmt w:val="decimal"/>
-      <w:lvlText w:val="%1.%2.%3."/>
-      <w:lvlJc w:val="left"/>
-      <w:pPr>
-        <w:ind w:left="1224" w:hanging="504"/>
-      </w:pPr>
-    </w:lvl>
-    <w:lvl w:ilvl="3">
-      <w:start w:val="1"/>
-      <w:numFmt w:val="decimal"/>
-      <w:lvlText w:val="%1.%2.%3.%4."/>
-      <w:lvlJc w:val="left"/>
-      <w:pPr>
-        <w:ind w:left="1728" w:hanging="648"/>
-      </w:pPr>
-    </w:lvl>
-    <w:lvl w:ilvl="4">
-      <w:start w:val="1"/>
-      <w:numFmt w:val="decimal"/>
-      <w:lvlText w:val="%1.%2.%3.%4.%5."/>
-      <w:lvlJc w:val="left"/>
-      <w:pPr>
-        <w:ind w:left="2232" w:hanging="792"/>
-      </w:pPr>
-    </w:lvl>
-    <w:lvl w:ilvl="5">
-      <w:start w:val="1"/>
-      <w:numFmt w:val="decimal"/>
-      <w:lvlText w:val="%1.%2.%3.%4.%5.%6."/>
-      <w:lvlJc w:val="left"/>
-      <w:pPr>
-        <w:ind w:left="2736" w:hanging="936"/>
-      </w:pPr>
-    </w:lvl>
-    <w:lvl w:ilvl="6">
-      <w:start w:val="1"/>
-      <w:numFmt w:val="decimal"/>
-      <w:lvlText w:val="%1.%2.%3.%4.%5.%6.%7."/>
-      <w:lvlJc w:val="left"/>
-      <w:pPr>
-        <w:ind w:left="3240" w:hanging="1080"/>
-      </w:pPr>
-    </w:lvl>
-    <w:lvl w:ilvl="7">
-      <w:start w:val="1"/>
-      <w:numFmt w:val="decimal"/>
-      <w:lvlText w:val="%1.%2.%3.%4.%5.%6.%7.%8."/>
-      <w:lvlJc w:val="left"/>
-      <w:pPr>
-        <w:ind w:left="3744" w:hanging="1224"/>
-      </w:pPr>
-    </w:lvl>
-    <w:lvl w:ilvl="8">
-      <w:start w:val="1"/>
-      <w:numFmt w:val="decimal"/>
-      <w:lvlText w:val="%1.%2.%3.%4.%5.%6.%7.%8.%9."/>
-      <w:lvlJc w:val="left"/>
-      <w:pPr>
-        <w:ind w:left="4320" w:hanging="1440"/>
       </w:pPr>
     </w:lvl>
   </w:abstractNum>
@@ -5186,357 +5083,363 @@
     </w:lvl>
   </w:abstractNum>
   <w:abstractNum w:abstractNumId="25" w15:restartNumberingAfterBreak="0">
-    <w:nsid w:val="517E14EA"/>
+    <w:nsid w:val="77F5392A"/>
     <w:multiLevelType w:val="hybridMultilevel"/>
-    <w:tmpl w:val="05863FEC"/>
-    <w:lvl w:ilvl="0" w:tplc="100A000F">
+    <w:tmpl w:val="6E72A7EA"/>
+    <w:lvl w:ilvl="0" w:tplc="080A000F">
       <w:start w:val="1"/>
       <w:numFmt w:val="decimal"/>
       <w:lvlText w:val="%1."/>
       <w:lvlJc w:val="left"/>
       <w:pPr>
-        <w:ind w:left="720" w:hanging="360"/>
-      </w:pPr>
-    </w:lvl>
-    <w:lvl w:ilvl="1" w:tplc="100A0019" w:tentative="1">
+        <w:ind w:left="1068" w:hanging="360"/>
+      </w:pPr>
+      <w:rPr>
+        <w:rFonts w:hint="default"/>
+      </w:rPr>
+    </w:lvl>
+    <w:lvl w:ilvl="1" w:tplc="080A0019" w:tentative="1">
       <w:start w:val="1"/>
       <w:numFmt w:val="lowerLetter"/>
       <w:lvlText w:val="%2."/>
       <w:lvlJc w:val="left"/>
       <w:pPr>
-        <w:ind w:left="1440" w:hanging="360"/>
-      </w:pPr>
-    </w:lvl>
-    <w:lvl w:ilvl="2" w:tplc="100A001B" w:tentative="1">
+        <w:ind w:left="1788" w:hanging="360"/>
+      </w:pPr>
+    </w:lvl>
+    <w:lvl w:ilvl="2" w:tplc="080A001B" w:tentative="1">
       <w:start w:val="1"/>
       <w:numFmt w:val="lowerRoman"/>
       <w:lvlText w:val="%3."/>
       <w:lvlJc w:val="right"/>
       <w:pPr>
-        <w:ind w:left="2160" w:hanging="180"/>
-      </w:pPr>
-    </w:lvl>
-    <w:lvl w:ilvl="3" w:tplc="100A000F" w:tentative="1">
+        <w:ind w:left="2508" w:hanging="180"/>
+      </w:pPr>
+    </w:lvl>
+    <w:lvl w:ilvl="3" w:tplc="080A000F" w:tentative="1">
       <w:start w:val="1"/>
       <w:numFmt w:val="decimal"/>
       <w:lvlText w:val="%4."/>
       <w:lvlJc w:val="left"/>
       <w:pPr>
-        <w:ind w:left="2880" w:hanging="360"/>
-      </w:pPr>
-    </w:lvl>
-    <w:lvl w:ilvl="4" w:tplc="100A0019" w:tentative="1">
+        <w:ind w:left="3228" w:hanging="360"/>
+      </w:pPr>
+    </w:lvl>
+    <w:lvl w:ilvl="4" w:tplc="080A0019" w:tentative="1">
       <w:start w:val="1"/>
       <w:numFmt w:val="lowerLetter"/>
       <w:lvlText w:val="%5."/>
       <w:lvlJc w:val="left"/>
       <w:pPr>
-        <w:ind w:left="3600" w:hanging="360"/>
-      </w:pPr>
-    </w:lvl>
-    <w:lvl w:ilvl="5" w:tplc="100A001B" w:tentative="1">
+        <w:ind w:left="3948" w:hanging="360"/>
+      </w:pPr>
+    </w:lvl>
+    <w:lvl w:ilvl="5" w:tplc="080A001B" w:tentative="1">
       <w:start w:val="1"/>
       <w:numFmt w:val="lowerRoman"/>
       <w:lvlText w:val="%6."/>
       <w:lvlJc w:val="right"/>
       <w:pPr>
-        <w:ind w:left="4320" w:hanging="180"/>
-      </w:pPr>
-    </w:lvl>
-    <w:lvl w:ilvl="6" w:tplc="100A000F" w:tentative="1">
+        <w:ind w:left="4668" w:hanging="180"/>
+      </w:pPr>
+    </w:lvl>
+    <w:lvl w:ilvl="6" w:tplc="080A000F" w:tentative="1">
       <w:start w:val="1"/>
       <w:numFmt w:val="decimal"/>
       <w:lvlText w:val="%7."/>
       <w:lvlJc w:val="left"/>
       <w:pPr>
-        <w:ind w:left="5040" w:hanging="360"/>
-      </w:pPr>
-    </w:lvl>
-    <w:lvl w:ilvl="7" w:tplc="100A0019" w:tentative="1">
+        <w:ind w:left="5388" w:hanging="360"/>
+      </w:pPr>
+    </w:lvl>
+    <w:lvl w:ilvl="7" w:tplc="080A0019" w:tentative="1">
       <w:start w:val="1"/>
       <w:numFmt w:val="lowerLetter"/>
       <w:lvlText w:val="%8."/>
       <w:lvlJc w:val="left"/>
       <w:pPr>
-        <w:ind w:left="5760" w:hanging="360"/>
-      </w:pPr>
-    </w:lvl>
-    <w:lvl w:ilvl="8" w:tplc="100A001B" w:tentative="1">
+        <w:ind w:left="6108" w:hanging="360"/>
+      </w:pPr>
+    </w:lvl>
+    <w:lvl w:ilvl="8" w:tplc="080A001B" w:tentative="1">
       <w:start w:val="1"/>
       <w:numFmt w:val="lowerRoman"/>
       <w:lvlText w:val="%9."/>
       <w:lvlJc w:val="right"/>
       <w:pPr>
-        <w:ind w:left="6480" w:hanging="180"/>
+        <w:ind w:left="6828" w:hanging="180"/>
       </w:pPr>
     </w:lvl>
   </w:abstractNum>
   <w:abstractNum w:abstractNumId="26" w15:restartNumberingAfterBreak="0">
-    <w:nsid w:val="47609A08"/>
+    <w:nsid w:val="7A492679"/>
     <w:multiLevelType w:val="hybridMultilevel"/>
-    <w:tmpl w:val="05863FEC"/>
-    <w:lvl w:ilvl="0" w:tplc="100A000F">
+    <w:tmpl w:val="45E6E7B8"/>
+    <w:lvl w:ilvl="0" w:tplc="479446F2">
       <w:start w:val="1"/>
       <w:numFmt w:val="decimal"/>
       <w:lvlText w:val="%1."/>
       <w:lvlJc w:val="left"/>
       <w:pPr>
-        <w:ind w:left="720" w:hanging="360"/>
-      </w:pPr>
-    </w:lvl>
-    <w:lvl w:ilvl="1" w:tplc="100A0019" w:tentative="1">
+        <w:ind w:left="1425" w:hanging="360"/>
+      </w:pPr>
+      <w:rPr>
+        <w:rFonts w:hint="default"/>
+      </w:rPr>
+    </w:lvl>
+    <w:lvl w:ilvl="1" w:tplc="080A0019" w:tentative="1">
       <w:start w:val="1"/>
       <w:numFmt w:val="lowerLetter"/>
       <w:lvlText w:val="%2."/>
       <w:lvlJc w:val="left"/>
       <w:pPr>
-        <w:ind w:left="1440" w:hanging="360"/>
-      </w:pPr>
-    </w:lvl>
-    <w:lvl w:ilvl="2" w:tplc="100A001B" w:tentative="1">
+        <w:ind w:left="1797" w:hanging="360"/>
+      </w:pPr>
+    </w:lvl>
+    <w:lvl w:ilvl="2" w:tplc="080A001B" w:tentative="1">
       <w:start w:val="1"/>
       <w:numFmt w:val="lowerRoman"/>
       <w:lvlText w:val="%3."/>
       <w:lvlJc w:val="right"/>
       <w:pPr>
-        <w:ind w:left="2160" w:hanging="180"/>
-      </w:pPr>
-    </w:lvl>
-    <w:lvl w:ilvl="3" w:tplc="100A000F" w:tentative="1">
+        <w:ind w:left="2517" w:hanging="180"/>
+      </w:pPr>
+    </w:lvl>
+    <w:lvl w:ilvl="3" w:tplc="080A000F" w:tentative="1">
       <w:start w:val="1"/>
       <w:numFmt w:val="decimal"/>
       <w:lvlText w:val="%4."/>
       <w:lvlJc w:val="left"/>
       <w:pPr>
-        <w:ind w:left="2880" w:hanging="360"/>
-      </w:pPr>
-    </w:lvl>
-    <w:lvl w:ilvl="4" w:tplc="100A0019" w:tentative="1">
+        <w:ind w:left="3237" w:hanging="360"/>
+      </w:pPr>
+    </w:lvl>
+    <w:lvl w:ilvl="4" w:tplc="080A0019" w:tentative="1">
       <w:start w:val="1"/>
       <w:numFmt w:val="lowerLetter"/>
       <w:lvlText w:val="%5."/>
       <w:lvlJc w:val="left"/>
       <w:pPr>
-        <w:ind w:left="3600" w:hanging="360"/>
-      </w:pPr>
-    </w:lvl>
-    <w:lvl w:ilvl="5" w:tplc="100A001B" w:tentative="1">
+        <w:ind w:left="3957" w:hanging="360"/>
+      </w:pPr>
+    </w:lvl>
+    <w:lvl w:ilvl="5" w:tplc="080A001B" w:tentative="1">
       <w:start w:val="1"/>
       <w:numFmt w:val="lowerRoman"/>
       <w:lvlText w:val="%6."/>
       <w:lvlJc w:val="right"/>
       <w:pPr>
-        <w:ind w:left="4320" w:hanging="180"/>
-      </w:pPr>
-    </w:lvl>
-    <w:lvl w:ilvl="6" w:tplc="100A000F" w:tentative="1">
+        <w:ind w:left="4677" w:hanging="180"/>
+      </w:pPr>
+    </w:lvl>
+    <w:lvl w:ilvl="6" w:tplc="080A000F" w:tentative="1">
       <w:start w:val="1"/>
       <w:numFmt w:val="decimal"/>
       <w:lvlText w:val="%7."/>
       <w:lvlJc w:val="left"/>
       <w:pPr>
-        <w:ind w:left="5040" w:hanging="360"/>
-      </w:pPr>
-    </w:lvl>
-    <w:lvl w:ilvl="7" w:tplc="100A0019" w:tentative="1">
+        <w:ind w:left="5397" w:hanging="360"/>
+      </w:pPr>
+    </w:lvl>
+    <w:lvl w:ilvl="7" w:tplc="080A0019" w:tentative="1">
       <w:start w:val="1"/>
       <w:numFmt w:val="lowerLetter"/>
       <w:lvlText w:val="%8."/>
       <w:lvlJc w:val="left"/>
       <w:pPr>
-        <w:ind w:left="5760" w:hanging="360"/>
-      </w:pPr>
-    </w:lvl>
-    <w:lvl w:ilvl="8" w:tplc="100A001B" w:tentative="1">
+        <w:ind w:left="6117" w:hanging="360"/>
+      </w:pPr>
+    </w:lvl>
+    <w:lvl w:ilvl="8" w:tplc="080A001B" w:tentative="1">
       <w:start w:val="1"/>
       <w:numFmt w:val="lowerRoman"/>
       <w:lvlText w:val="%9."/>
       <w:lvlJc w:val="right"/>
       <w:pPr>
-        <w:ind w:left="6480" w:hanging="180"/>
+        <w:ind w:left="6837" w:hanging="180"/>
       </w:pPr>
     </w:lvl>
   </w:abstractNum>
   <w:abstractNum w:abstractNumId="27" w15:restartNumberingAfterBreak="0">
-    <w:nsid w:val="53A61698"/>
-    <w:multiLevelType w:val="hybridMultilevel"/>
-    <w:tmpl w:val="05863FEC"/>
-    <w:lvl w:ilvl="0" w:tplc="100A000F">
+    <w:nsid w:val="7EA42152"/>
+    <w:multiLevelType w:val="multilevel"/>
+    <w:tmpl w:val="100A001F"/>
+    <w:lvl w:ilvl="0">
       <w:start w:val="1"/>
       <w:numFmt w:val="decimal"/>
       <w:lvlText w:val="%1."/>
       <w:lvlJc w:val="left"/>
       <w:pPr>
-        <w:ind w:left="720" w:hanging="360"/>
-      </w:pPr>
-    </w:lvl>
-    <w:lvl w:ilvl="1" w:tplc="100A0019" w:tentative="1">
-      <w:start w:val="1"/>
-      <w:numFmt w:val="lowerLetter"/>
-      <w:lvlText w:val="%2."/>
-      <w:lvlJc w:val="left"/>
-      <w:pPr>
-        <w:ind w:left="1440" w:hanging="360"/>
-      </w:pPr>
-    </w:lvl>
-    <w:lvl w:ilvl="2" w:tplc="100A001B" w:tentative="1">
-      <w:start w:val="1"/>
-      <w:numFmt w:val="lowerRoman"/>
-      <w:lvlText w:val="%3."/>
-      <w:lvlJc w:val="right"/>
-      <w:pPr>
-        <w:ind w:left="2160" w:hanging="180"/>
-      </w:pPr>
-    </w:lvl>
-    <w:lvl w:ilvl="3" w:tplc="100A000F" w:tentative="1">
-      <w:start w:val="1"/>
-      <w:numFmt w:val="decimal"/>
-      <w:lvlText w:val="%4."/>
-      <w:lvlJc w:val="left"/>
-      <w:pPr>
-        <w:ind w:left="2880" w:hanging="360"/>
-      </w:pPr>
-    </w:lvl>
-    <w:lvl w:ilvl="4" w:tplc="100A0019" w:tentative="1">
-      <w:start w:val="1"/>
-      <w:numFmt w:val="lowerLetter"/>
-      <w:lvlText w:val="%5."/>
-      <w:lvlJc w:val="left"/>
-      <w:pPr>
-        <w:ind w:left="3600" w:hanging="360"/>
-      </w:pPr>
-    </w:lvl>
-    <w:lvl w:ilvl="5" w:tplc="100A001B" w:tentative="1">
-      <w:start w:val="1"/>
-      <w:numFmt w:val="lowerRoman"/>
-      <w:lvlText w:val="%6."/>
-      <w:lvlJc w:val="right"/>
-      <w:pPr>
-        <w:ind w:left="4320" w:hanging="180"/>
-      </w:pPr>
-    </w:lvl>
-    <w:lvl w:ilvl="6" w:tplc="100A000F" w:tentative="1">
-      <w:start w:val="1"/>
-      <w:numFmt w:val="decimal"/>
-      <w:lvlText w:val="%7."/>
-      <w:lvlJc w:val="left"/>
-      <w:pPr>
-        <w:ind w:left="5040" w:hanging="360"/>
-      </w:pPr>
-    </w:lvl>
-    <w:lvl w:ilvl="7" w:tplc="100A0019" w:tentative="1">
-      <w:start w:val="1"/>
-      <w:numFmt w:val="lowerLetter"/>
-      <w:lvlText w:val="%8."/>
-      <w:lvlJc w:val="left"/>
-      <w:pPr>
-        <w:ind w:left="5760" w:hanging="360"/>
-      </w:pPr>
-    </w:lvl>
-    <w:lvl w:ilvl="8" w:tplc="100A001B" w:tentative="1">
-      <w:start w:val="1"/>
-      <w:numFmt w:val="lowerRoman"/>
-      <w:lvlText w:val="%9."/>
-      <w:lvlJc w:val="right"/>
-      <w:pPr>
-        <w:ind w:left="6480" w:hanging="180"/>
+        <w:ind w:left="360" w:hanging="360"/>
+      </w:pPr>
+    </w:lvl>
+    <w:lvl w:ilvl="1">
+      <w:start w:val="1"/>
+      <w:numFmt w:val="decimal"/>
+      <w:lvlText w:val="%1.%2."/>
+      <w:lvlJc w:val="left"/>
+      <w:pPr>
+        <w:ind w:left="792" w:hanging="432"/>
+      </w:pPr>
+    </w:lvl>
+    <w:lvl w:ilvl="2">
+      <w:start w:val="1"/>
+      <w:numFmt w:val="decimal"/>
+      <w:lvlText w:val="%1.%2.%3."/>
+      <w:lvlJc w:val="left"/>
+      <w:pPr>
+        <w:ind w:left="1224" w:hanging="504"/>
+      </w:pPr>
+    </w:lvl>
+    <w:lvl w:ilvl="3">
+      <w:start w:val="1"/>
+      <w:numFmt w:val="decimal"/>
+      <w:lvlText w:val="%1.%2.%3.%4."/>
+      <w:lvlJc w:val="left"/>
+      <w:pPr>
+        <w:ind w:left="1728" w:hanging="648"/>
+      </w:pPr>
+    </w:lvl>
+    <w:lvl w:ilvl="4">
+      <w:start w:val="1"/>
+      <w:numFmt w:val="decimal"/>
+      <w:lvlText w:val="%1.%2.%3.%4.%5."/>
+      <w:lvlJc w:val="left"/>
+      <w:pPr>
+        <w:ind w:left="2232" w:hanging="792"/>
+      </w:pPr>
+    </w:lvl>
+    <w:lvl w:ilvl="5">
+      <w:start w:val="1"/>
+      <w:numFmt w:val="decimal"/>
+      <w:lvlText w:val="%1.%2.%3.%4.%5.%6."/>
+      <w:lvlJc w:val="left"/>
+      <w:pPr>
+        <w:ind w:left="2736" w:hanging="936"/>
+      </w:pPr>
+    </w:lvl>
+    <w:lvl w:ilvl="6">
+      <w:start w:val="1"/>
+      <w:numFmt w:val="decimal"/>
+      <w:lvlText w:val="%1.%2.%3.%4.%5.%6.%7."/>
+      <w:lvlJc w:val="left"/>
+      <w:pPr>
+        <w:ind w:left="3240" w:hanging="1080"/>
+      </w:pPr>
+    </w:lvl>
+    <w:lvl w:ilvl="7">
+      <w:start w:val="1"/>
+      <w:numFmt w:val="decimal"/>
+      <w:lvlText w:val="%1.%2.%3.%4.%5.%6.%7.%8."/>
+      <w:lvlJc w:val="left"/>
+      <w:pPr>
+        <w:ind w:left="3744" w:hanging="1224"/>
+      </w:pPr>
+    </w:lvl>
+    <w:lvl w:ilvl="8">
+      <w:start w:val="1"/>
+      <w:numFmt w:val="decimal"/>
+      <w:lvlText w:val="%1.%2.%3.%4.%5.%6.%7.%8.%9."/>
+      <w:lvlJc w:val="left"/>
+      <w:pPr>
+        <w:ind w:left="4320" w:hanging="1440"/>
       </w:pPr>
     </w:lvl>
   </w:abstractNum>
-  <w:num w:numId="1" w16cid:durableId="1131938423">
+  <w:num w:numId="1">
     <w:abstractNumId w:val="14"/>
   </w:num>
-  <w:num w:numId="2" w16cid:durableId="1376583901">
+  <w:num w:numId="2">
     <w:abstractNumId w:val="2"/>
   </w:num>
-  <w:num w:numId="3" w16cid:durableId="1464151694">
+  <w:num w:numId="3">
     <w:abstractNumId w:val="0"/>
   </w:num>
-  <w:num w:numId="4" w16cid:durableId="1543901249">
+  <w:num w:numId="4">
     <w:abstractNumId w:val="12"/>
   </w:num>
-  <w:num w:numId="5" w16cid:durableId="115224563">
+  <w:num w:numId="5">
     <w:abstractNumId w:val="9"/>
   </w:num>
-  <w:num w:numId="6" w16cid:durableId="1201670216">
+  <w:num w:numId="6">
     <w:abstractNumId w:val="8"/>
   </w:num>
-  <w:num w:numId="7" w16cid:durableId="236941390">
+  <w:num w:numId="7">
     <w:abstractNumId w:val="5"/>
   </w:num>
-  <w:num w:numId="8" w16cid:durableId="233780535">
+  <w:num w:numId="8">
     <w:abstractNumId w:val="7"/>
   </w:num>
-  <w:num w:numId="9" w16cid:durableId="582225123">
+  <w:num w:numId="9">
     <w:abstractNumId w:val="10"/>
   </w:num>
-  <w:num w:numId="10" w16cid:durableId="1796755495">
+  <w:num w:numId="10">
+    <w:abstractNumId w:val="26"/>
+  </w:num>
+  <w:num w:numId="11">
+    <w:abstractNumId w:val="17"/>
+  </w:num>
+  <w:num w:numId="12">
+    <w:abstractNumId w:val="1"/>
+  </w:num>
+  <w:num w:numId="13">
+    <w:abstractNumId w:val="11"/>
+  </w:num>
+  <w:num w:numId="14">
+    <w:abstractNumId w:val="21"/>
+  </w:num>
+  <w:num w:numId="15">
+    <w:abstractNumId w:val="25"/>
+  </w:num>
+  <w:num w:numId="16">
+    <w:abstractNumId w:val="23"/>
+  </w:num>
+  <w:num w:numId="17">
+    <w:abstractNumId w:val="27"/>
+  </w:num>
+  <w:num w:numId="18">
+    <w:abstractNumId w:val="4"/>
+  </w:num>
+  <w:num w:numId="19">
+    <w:abstractNumId w:val="13"/>
+  </w:num>
+  <w:num w:numId="20">
+    <w:abstractNumId w:val="20"/>
+  </w:num>
+  <w:num w:numId="21">
+    <w:abstractNumId w:val="6"/>
+  </w:num>
+  <w:num w:numId="22">
+    <w:abstractNumId w:val="3"/>
+  </w:num>
+  <w:num w:numId="23">
     <w:abstractNumId w:val="22"/>
   </w:num>
-  <w:num w:numId="11" w16cid:durableId="472331872">
+  <w:num w:numId="24">
+    <w:abstractNumId w:val="15"/>
+  </w:num>
+  <w:num w:numId="25">
+    <w:abstractNumId w:val="24"/>
+  </w:num>
+  <w:num w:numId="26">
+    <w:abstractNumId w:val="18"/>
+  </w:num>
+  <w:num w:numId="27">
     <w:abstractNumId w:val="16"/>
   </w:num>
-  <w:num w:numId="12" w16cid:durableId="324475984">
-    <w:abstractNumId w:val="1"/>
-  </w:num>
-  <w:num w:numId="13" w16cid:durableId="1545020146">
-    <w:abstractNumId w:val="11"/>
-  </w:num>
-  <w:num w:numId="14" w16cid:durableId="1126655990">
-    <w:abstractNumId w:val="18"/>
-  </w:num>
-  <w:num w:numId="15" w16cid:durableId="291132961">
-    <w:abstractNumId w:val="21"/>
-  </w:num>
-  <w:num w:numId="16" w16cid:durableId="233587339">
-    <w:abstractNumId w:val="20"/>
-  </w:num>
-  <w:num w:numId="17" w16cid:durableId="5065302">
-    <w:abstractNumId w:val="23"/>
-  </w:num>
-  <w:num w:numId="18" w16cid:durableId="1701512352">
-    <w:abstractNumId w:val="4"/>
-  </w:num>
-  <w:num w:numId="19" w16cid:durableId="1852141663">
-    <w:abstractNumId w:val="13"/>
-  </w:num>
-  <w:num w:numId="20" w16cid:durableId="1633823818">
-    <w:abstractNumId w:val="17"/>
-  </w:num>
-  <w:num w:numId="21" w16cid:durableId="1683782107">
-    <w:abstractNumId w:val="6"/>
-  </w:num>
-  <w:num w:numId="22" w16cid:durableId="1168522303">
-    <w:abstractNumId w:val="3"/>
-  </w:num>
-  <w:num w:numId="23" w16cid:durableId="1403409673">
+  <w:num w:numId="28">
     <w:abstractNumId w:val="19"/>
-  </w:num>
-  <w:num w:numId="24" w16cid:durableId="355424486">
-    <w:abstractNumId w:val="15"/>
-  </w:num>
-  <w:num w:numId="25" w16cid:durableId="874471608">
-    <w:abstractNumId w:val="24"/>
-  </w:num>
-  <w:num w:numId="26" w16cid:durableId="202166045">
-    <w:abstractNumId w:val="25"/>
-  </w:num>
-  <w:num w:numId="27" w16cid:durableId="1139876443">
-    <w:abstractNumId w:val="26"/>
-  </w:num>
-  <w:num w:numId="28" w16cid:durableId="1902600797">
-    <w:abstractNumId w:val="27"/>
   </w:num>
 </w:numbering>
 </file>
 
 <file path=word/styles.xml><?xml version="1.0" encoding="utf-8"?>
-<w:styles xmlns:mc="http://schemas.openxmlformats.org/markup-compatibility/2006" xmlns:r="http://schemas.openxmlformats.org/officeDocument/2006/relationships" xmlns:w="http://schemas.openxmlformats.org/wordprocessingml/2006/main" xmlns:w14="http://schemas.microsoft.com/office/word/2010/wordml" xmlns:w15="http://schemas.microsoft.com/office/word/2012/wordml" xmlns:w16cex="http://schemas.microsoft.com/office/word/2018/wordml/cex" xmlns:w16cid="http://schemas.microsoft.com/office/word/2016/wordml/cid" xmlns:w16="http://schemas.microsoft.com/office/word/2018/wordml" xmlns:w16du="http://schemas.microsoft.com/office/word/2023/wordml/word16du" xmlns:w16sdtdh="http://schemas.microsoft.com/office/word/2020/wordml/sdtdatahash" xmlns:w16sdtfl="http://schemas.microsoft.com/office/word/2024/wordml/sdtformatlock" xmlns:w16se="http://schemas.microsoft.com/office/word/2015/wordml/symex" mc:Ignorable="w14 w15 w16se w16cid w16 w16cex w16sdtdh w16sdtfl w16du">
+<w:styles xmlns:mc="http://schemas.openxmlformats.org/markup-compatibility/2006" xmlns:r="http://schemas.openxmlformats.org/officeDocument/2006/relationships" xmlns:w="http://schemas.openxmlformats.org/wordprocessingml/2006/main" xmlns:w14="http://schemas.microsoft.com/office/word/2010/wordml" xmlns:w15="http://schemas.microsoft.com/office/word/2012/wordml" xmlns:w16cex="http://schemas.microsoft.com/office/word/2018/wordml/cex" xmlns:w16cid="http://schemas.microsoft.com/office/word/2016/wordml/cid" xmlns:w16="http://schemas.microsoft.com/office/word/2018/wordml" xmlns:w16sdtdh="http://schemas.microsoft.com/office/word/2020/wordml/sdtdatahash" xmlns:w16se="http://schemas.microsoft.com/office/word/2015/wordml/symex" mc:Ignorable="w14 w15 w16se w16cid w16 w16cex w16sdtdh">
   <w:docDefaults>
     <w:rPrDefault>
       <w:rPr>
         <w:rFonts w:ascii="Times New Roman" w:eastAsia="Times New Roman" w:hAnsi="Times New Roman" w:cs="Times New Roman"/>
-        <w:lang w:val="es-GT" w:eastAsia="es-GT" w:bidi="ar-SA"/>
+        <w:lang w:val="es-419" w:eastAsia="es-419" w:bidi="ar-SA"/>
       </w:rPr>
     </w:rPrDefault>
     <w:pPrDefault/>
@@ -5835,7 +5738,7 @@
       <w:lang w:val="es-ES" w:eastAsia="es-ES"/>
     </w:rPr>
   </w:style>
-  <w:style w:type="paragraph" w:styleId="Ttulo1">
+  <w:style w:type="paragraph" w:styleId="Heading1">
     <w:name w:val="heading 1"/>
     <w:basedOn w:val="Normal"/>
     <w:qFormat/>
@@ -5852,7 +5755,7 @@
       <w:szCs w:val="48"/>
     </w:rPr>
   </w:style>
-  <w:style w:type="paragraph" w:styleId="Ttulo2">
+  <w:style w:type="paragraph" w:styleId="Heading2">
     <w:name w:val="heading 2"/>
     <w:basedOn w:val="Normal"/>
     <w:qFormat/>
@@ -5868,13 +5771,13 @@
       <w:szCs w:val="36"/>
     </w:rPr>
   </w:style>
-  <w:style w:type="character" w:default="1" w:styleId="Fuentedeprrafopredeter">
+  <w:style w:type="character" w:default="1" w:styleId="DefaultParagraphFont">
     <w:name w:val="Default Paragraph Font"/>
     <w:uiPriority w:val="1"/>
     <w:semiHidden/>
     <w:unhideWhenUsed/>
   </w:style>
-  <w:style w:type="table" w:default="1" w:styleId="Tablanormal">
+  <w:style w:type="table" w:default="1" w:styleId="TableNormal">
     <w:name w:val="Normal Table"/>
     <w:uiPriority w:val="99"/>
     <w:semiHidden/>
@@ -5889,7 +5792,7 @@
       </w:tblCellMar>
     </w:tblPr>
   </w:style>
-  <w:style w:type="numbering" w:default="1" w:styleId="Sinlista">
+  <w:style w:type="numbering" w:default="1" w:styleId="NoList">
     <w:name w:val="No List"/>
     <w:uiPriority w:val="99"/>
     <w:semiHidden/>
@@ -5903,7 +5806,7 @@
       <w:spacing w:before="100" w:beforeAutospacing="1" w:after="100" w:afterAutospacing="1"/>
     </w:pPr>
   </w:style>
-  <w:style w:type="paragraph" w:styleId="TDC1">
+  <w:style w:type="paragraph" w:styleId="TOC1">
     <w:name w:val="toc 1"/>
     <w:basedOn w:val="Normal"/>
     <w:rsid w:val="000D097C"/>
@@ -5911,7 +5814,7 @@
       <w:spacing w:before="100" w:beforeAutospacing="1" w:after="100" w:afterAutospacing="1"/>
     </w:pPr>
   </w:style>
-  <w:style w:type="character" w:styleId="Hipervnculo">
+  <w:style w:type="character" w:styleId="Hyperlink">
     <w:name w:val="Hyperlink"/>
     <w:rsid w:val="000D097C"/>
     <w:rPr>
@@ -5919,7 +5822,7 @@
       <w:u w:val="single"/>
     </w:rPr>
   </w:style>
-  <w:style w:type="paragraph" w:styleId="TDC2">
+  <w:style w:type="paragraph" w:styleId="TOC2">
     <w:name w:val="toc 2"/>
     <w:basedOn w:val="Normal"/>
     <w:rsid w:val="000D097C"/>
@@ -5927,7 +5830,7 @@
       <w:spacing w:before="100" w:beforeAutospacing="1" w:after="100" w:afterAutospacing="1"/>
     </w:pPr>
   </w:style>
-  <w:style w:type="paragraph" w:styleId="Sangra3detindependiente">
+  <w:style w:type="paragraph" w:styleId="BodyTextIndent3">
     <w:name w:val="Body Text Indent 3"/>
     <w:basedOn w:val="Normal"/>
     <w:rsid w:val="000D097C"/>
@@ -5935,10 +5838,10 @@
       <w:spacing w:before="100" w:beforeAutospacing="1" w:after="100" w:afterAutospacing="1"/>
     </w:pPr>
   </w:style>
-  <w:style w:type="paragraph" w:styleId="Encabezado">
+  <w:style w:type="paragraph" w:styleId="Header">
     <w:name w:val="header"/>
     <w:basedOn w:val="Normal"/>
-    <w:link w:val="EncabezadoCar"/>
+    <w:link w:val="HeaderChar"/>
     <w:uiPriority w:val="99"/>
     <w:rsid w:val="000D097C"/>
     <w:pPr>
@@ -5955,16 +5858,16 @@
   </w:style>
   <w:style w:type="paragraph" w:customStyle="1" w:styleId="ByLine">
     <w:name w:val="ByLine"/>
-    <w:basedOn w:val="Ttulo"/>
+    <w:basedOn w:val="Title"/>
     <w:rsid w:val="00F6349F"/>
     <w:rPr>
       <w:sz w:val="28"/>
     </w:rPr>
   </w:style>
-  <w:style w:type="paragraph" w:styleId="Ttulo">
+  <w:style w:type="paragraph" w:styleId="Title">
     <w:name w:val="Title"/>
     <w:basedOn w:val="Normal"/>
-    <w:link w:val="TtuloCar"/>
+    <w:link w:val="TitleChar"/>
     <w:qFormat/>
     <w:rsid w:val="00F6349F"/>
     <w:pPr>
@@ -5980,9 +5883,9 @@
       <w:lang w:val="en-US" w:eastAsia="en-US"/>
     </w:rPr>
   </w:style>
-  <w:style w:type="character" w:customStyle="1" w:styleId="TtuloCar">
-    <w:name w:val="Título Car"/>
-    <w:link w:val="Ttulo"/>
+  <w:style w:type="character" w:customStyle="1" w:styleId="TitleChar">
+    <w:name w:val="Title Char"/>
+    <w:link w:val="Title"/>
     <w:rsid w:val="00F6349F"/>
     <w:rPr>
       <w:rFonts w:ascii="Arial" w:hAnsi="Arial"/>
@@ -6009,12 +5912,12 @@
       <w:lang w:val="en-US" w:eastAsia="en-US"/>
     </w:rPr>
   </w:style>
-  <w:style w:type="character" w:styleId="Nmerodelnea">
+  <w:style w:type="character" w:styleId="LineNumber">
     <w:name w:val="line number"/>
-    <w:basedOn w:val="Fuentedeprrafopredeter"/>
+    <w:basedOn w:val="DefaultParagraphFont"/>
     <w:rsid w:val="008F2F81"/>
   </w:style>
-  <w:style w:type="paragraph" w:styleId="Prrafodelista">
+  <w:style w:type="paragraph" w:styleId="ListParagraph">
     <w:name w:val="List Paragraph"/>
     <w:basedOn w:val="Normal"/>
     <w:uiPriority w:val="34"/>
@@ -6024,10 +5927,10 @@
       <w:ind w:left="708"/>
     </w:pPr>
   </w:style>
-  <w:style w:type="paragraph" w:styleId="Piedepgina">
+  <w:style w:type="paragraph" w:styleId="Footer">
     <w:name w:val="footer"/>
     <w:basedOn w:val="Normal"/>
-    <w:link w:val="PiedepginaCar"/>
+    <w:link w:val="FooterChar"/>
     <w:uiPriority w:val="99"/>
     <w:rsid w:val="00344F2B"/>
     <w:pPr>
@@ -6037,9 +5940,9 @@
       </w:tabs>
     </w:pPr>
   </w:style>
-  <w:style w:type="character" w:customStyle="1" w:styleId="PiedepginaCar">
-    <w:name w:val="Pie de página Car"/>
-    <w:link w:val="Piedepgina"/>
+  <w:style w:type="character" w:customStyle="1" w:styleId="FooterChar">
+    <w:name w:val="Footer Char"/>
+    <w:link w:val="Footer"/>
     <w:uiPriority w:val="99"/>
     <w:rsid w:val="00344F2B"/>
     <w:rPr>
@@ -6048,9 +5951,9 @@
       <w:lang w:val="es-ES" w:eastAsia="es-ES"/>
     </w:rPr>
   </w:style>
-  <w:style w:type="character" w:customStyle="1" w:styleId="EncabezadoCar">
-    <w:name w:val="Encabezado Car"/>
-    <w:link w:val="Encabezado"/>
+  <w:style w:type="character" w:customStyle="1" w:styleId="HeaderChar">
+    <w:name w:val="Header Char"/>
+    <w:link w:val="Header"/>
     <w:uiPriority w:val="99"/>
     <w:rsid w:val="00344F2B"/>
     <w:rPr>
@@ -6059,10 +5962,10 @@
       <w:lang w:val="es-ES" w:eastAsia="es-ES"/>
     </w:rPr>
   </w:style>
-  <w:style w:type="paragraph" w:styleId="Textodeglobo">
+  <w:style w:type="paragraph" w:styleId="BalloonText">
     <w:name w:val="Balloon Text"/>
     <w:basedOn w:val="Normal"/>
-    <w:link w:val="TextodegloboCar"/>
+    <w:link w:val="BalloonTextChar"/>
     <w:rsid w:val="00344F2B"/>
     <w:rPr>
       <w:rFonts w:ascii="Tahoma" w:hAnsi="Tahoma" w:cs="Tahoma"/>
@@ -6070,9 +5973,9 @@
       <w:szCs w:val="16"/>
     </w:rPr>
   </w:style>
-  <w:style w:type="character" w:customStyle="1" w:styleId="TextodegloboCar">
-    <w:name w:val="Texto de globo Car"/>
-    <w:link w:val="Textodeglobo"/>
+  <w:style w:type="character" w:customStyle="1" w:styleId="BalloonTextChar">
+    <w:name w:val="Balloon Text Char"/>
+    <w:link w:val="BalloonText"/>
     <w:rsid w:val="00344F2B"/>
     <w:rPr>
       <w:rFonts w:ascii="Tahoma" w:hAnsi="Tahoma" w:cs="Tahoma"/>
@@ -6081,18 +5984,18 @@
       <w:lang w:val="es-ES" w:eastAsia="es-ES"/>
     </w:rPr>
   </w:style>
-  <w:style w:type="paragraph" w:styleId="Textoindependiente">
+  <w:style w:type="paragraph" w:styleId="BodyText">
     <w:name w:val="Body Text"/>
     <w:basedOn w:val="Normal"/>
-    <w:link w:val="TextoindependienteCar"/>
+    <w:link w:val="BodyTextChar"/>
     <w:rsid w:val="00FF438A"/>
     <w:pPr>
       <w:spacing w:after="120"/>
     </w:pPr>
   </w:style>
-  <w:style w:type="character" w:customStyle="1" w:styleId="TextoindependienteCar">
-    <w:name w:val="Texto independiente Car"/>
-    <w:link w:val="Textoindependiente"/>
+  <w:style w:type="character" w:customStyle="1" w:styleId="BodyTextChar">
+    <w:name w:val="Body Text Char"/>
+    <w:link w:val="BodyText"/>
     <w:rsid w:val="00FF438A"/>
     <w:rPr>
       <w:sz w:val="24"/>
@@ -6100,32 +6003,32 @@
       <w:lang w:val="es-ES" w:eastAsia="es-ES"/>
     </w:rPr>
   </w:style>
-  <w:style w:type="paragraph" w:styleId="Textonotaalfinal">
+  <w:style w:type="paragraph" w:styleId="EndnoteText">
     <w:name w:val="endnote text"/>
     <w:basedOn w:val="Normal"/>
-    <w:link w:val="TextonotaalfinalCar"/>
+    <w:link w:val="EndnoteTextChar"/>
     <w:rsid w:val="00A83ADC"/>
     <w:rPr>
       <w:sz w:val="20"/>
       <w:szCs w:val="20"/>
     </w:rPr>
   </w:style>
-  <w:style w:type="character" w:customStyle="1" w:styleId="TextonotaalfinalCar">
-    <w:name w:val="Texto nota al final Car"/>
-    <w:link w:val="Textonotaalfinal"/>
+  <w:style w:type="character" w:customStyle="1" w:styleId="EndnoteTextChar">
+    <w:name w:val="Endnote Text Char"/>
+    <w:link w:val="EndnoteText"/>
     <w:rsid w:val="00A83ADC"/>
     <w:rPr>
       <w:lang w:val="es-ES" w:eastAsia="es-ES"/>
     </w:rPr>
   </w:style>
-  <w:style w:type="character" w:styleId="Refdenotaalfinal">
+  <w:style w:type="character" w:styleId="EndnoteReference">
     <w:name w:val="endnote reference"/>
     <w:rsid w:val="00A83ADC"/>
     <w:rPr>
       <w:vertAlign w:val="superscript"/>
     </w:rPr>
   </w:style>
-  <w:style w:type="paragraph" w:styleId="Revisin">
+  <w:style w:type="paragraph" w:styleId="Revision">
     <w:name w:val="Revision"/>
     <w:hidden/>
     <w:uiPriority w:val="99"/>
@@ -6137,9 +6040,9 @@
       <w:lang w:val="es-ES" w:eastAsia="es-ES"/>
     </w:rPr>
   </w:style>
-  <w:style w:type="table" w:styleId="Tablaconcuadrcula">
+  <w:style w:type="table" w:styleId="TableGrid">
     <w:name w:val="Table Grid"/>
-    <w:basedOn w:val="Tablanormal"/>
+    <w:basedOn w:val="TableNormal"/>
     <w:uiPriority w:val="1"/>
     <w:rsid w:val="00557FB4"/>
     <w:rPr>
